--- a/templates/COED_template_univ.docx
+++ b/templates/COED_template_univ.docx
@@ -697,6 +697,35 @@
           <w:color w:val="FF0000"/>
         </w:rPr>
         <w:t>]</w:t>
+      </w:r>
+    </w:p>
+    <w:p>
+      <w:pPr>
+        <w:spacing w:after="3"/>
+        <w:ind w:left="0" w:right="27" w:firstLine="0"/>
+        <w:rPr>
+          <w:color w:val="FF0000"/>
+        </w:rPr>
+      </w:pPr>
+      <w:r>
+        <w:rPr>
+          <w:color w:val="FF0000"/>
+        </w:rPr>
+        <w:t>{</w:t>
+      </w:r>
+      <w:proofErr w:type="spellStart"/>
+      <w:r>
+        <w:rPr>
+          <w:color w:val="FF0000"/>
+        </w:rPr>
+        <w:t>Mention_COED_NonSACEM</w:t>
+      </w:r>
+      <w:proofErr w:type="spellEnd"/>
+      <w:r>
+        <w:rPr>
+          <w:color w:val="FF0000"/>
+        </w:rPr>
+        <w:t>}</w:t>
       </w:r>
     </w:p>
     <w:p>
@@ -4563,7 +4592,6 @@
   <w:style w:type="character" w:default="1" w:styleId="Policepardfaut">
     <w:name w:val="Default Paragraph Font"/>
     <w:uiPriority w:val="1"/>
-    <w:semiHidden/>
     <w:unhideWhenUsed/>
   </w:style>
   <w:style w:type="table" w:default="1" w:styleId="TableauNormal">

--- a/templates/COED_template_univ.docx
+++ b/templates/COED_template_univ.docx
@@ -703,29 +703,43 @@
       <w:pPr>
         <w:spacing w:after="3"/>
         <w:ind w:left="0" w:right="27" w:firstLine="0"/>
-        <w:rPr>
-          <w:color w:val="FF0000"/>
-        </w:rPr>
-      </w:pPr>
-      <w:r>
-        <w:rPr>
-          <w:color w:val="FF0000"/>
-        </w:rPr>
-        <w:t>{</w:t>
-      </w:r>
-      <w:proofErr w:type="spellStart"/>
-      <w:r>
-        <w:rPr>
-          <w:color w:val="FF0000"/>
-        </w:rPr>
-        <w:t>Mention_COED_NonSACEM</w:t>
-      </w:r>
-      <w:proofErr w:type="spellEnd"/>
-      <w:r>
-        <w:rPr>
-          <w:color w:val="FF0000"/>
-        </w:rPr>
-        <w:t>}</w:t>
+        <w:jc w:val="center"/>
+        <w:rPr>
+          <w:color w:val="FF0000"/>
+        </w:rPr>
+      </w:pPr>
+    </w:p>
+    <w:p>
+      <w:pPr>
+        <w:spacing w:after="3"/>
+        <w:ind w:left="0" w:right="27" w:firstLine="0"/>
+        <w:rPr>
+          <w:rFonts w:ascii="Cambria" w:eastAsia="Cambria" w:hAnsi="Cambria" w:cs="Cambria"/>
+          <w:color w:val="EE0000"/>
+        </w:rPr>
+      </w:pPr>
+      <w:r>
+        <w:rPr>
+          <w:rFonts w:ascii="Cambria" w:eastAsia="Cambria" w:hAnsi="Cambria" w:cs="Cambria"/>
+          <w:color w:val="EE0000"/>
+        </w:rPr>
+        <w:t>{MENTION_NONSACEM}</w:t>
+      </w:r>
+    </w:p>
+    <w:p>
+      <w:pPr>
+        <w:spacing w:after="3"/>
+        <w:ind w:left="0" w:right="27" w:firstLine="0"/>
+        <w:rPr>
+          <w:color w:val="EE0000"/>
+        </w:rPr>
+      </w:pPr>
+      <w:r>
+        <w:rPr>
+          <w:rFonts w:ascii="Cambria" w:eastAsia="Cambria" w:hAnsi="Cambria" w:cs="Cambria"/>
+          <w:color w:val="EE0000"/>
+        </w:rPr>
+        <w:t>{LIST_NONSACEM}</w:t>
       </w:r>
     </w:p>
     <w:p>
@@ -986,6 +1000,7 @@
         </w:rPr>
       </w:pPr>
       <w:r>
+        <w:lastRenderedPageBreak/>
         <w:t>ARTICLE 6 – FRAIS D’EXPLOITATION ET DÉPENSES</w:t>
       </w:r>
     </w:p>
@@ -1046,7 +1061,6 @@
         <w:ind w:left="0" w:right="27" w:firstLine="0"/>
       </w:pPr>
       <w:r>
-        <w:lastRenderedPageBreak/>
         <w:t>Les frais et dépenses engagés pour la promotion et l’exploitation de l’</w:t>
       </w:r>
       <w:r>
@@ -1887,6 +1901,7 @@
         <w:ind w:left="0" w:right="27" w:firstLine="0"/>
       </w:pPr>
       <w:r>
+        <w:lastRenderedPageBreak/>
         <w:t xml:space="preserve">Il est convenu que les paiements seront suspendus tant que le montant des sommes dues sera inférieur à </w:t>
       </w:r>
       <w:r>
@@ -1918,7 +1933,6 @@
           <w:bCs/>
           <w:color w:val="FF0000"/>
         </w:rPr>
-        <w:lastRenderedPageBreak/>
         <w:t>[</w:t>
       </w:r>
       <w:proofErr w:type="spellStart"/>
@@ -2560,6 +2574,7 @@
         <w:ind w:left="0" w:firstLine="0"/>
       </w:pPr>
       <w:r>
+        <w:lastRenderedPageBreak/>
         <w:t>ARTICLE 1</w:t>
       </w:r>
       <w:r>
@@ -2618,7 +2633,6 @@
         <w:ind w:left="0" w:firstLine="0"/>
       </w:pPr>
       <w:r>
-        <w:lastRenderedPageBreak/>
         <w:t>ARTICLE 1</w:t>
       </w:r>
       <w:r>
@@ -4592,6 +4606,7 @@
   <w:style w:type="character" w:default="1" w:styleId="Policepardfaut">
     <w:name w:val="Default Paragraph Font"/>
     <w:uiPriority w:val="1"/>
+    <w:semiHidden/>
     <w:unhideWhenUsed/>
   </w:style>
   <w:style w:type="table" w:default="1" w:styleId="TableauNormal">

--- a/templates/COED_template_univ.docx
+++ b/templates/COED_template_univ.docx
@@ -714,13 +714,13 @@
         <w:spacing w:after="3"/>
         <w:ind w:left="0" w:right="27" w:firstLine="0"/>
         <w:rPr>
-          <w:rFonts w:ascii="Cambria" w:eastAsia="Cambria" w:hAnsi="Cambria" w:cs="Cambria"/>
+          <w:rFonts w:eastAsia="Cambria"/>
           <w:color w:val="EE0000"/>
         </w:rPr>
       </w:pPr>
       <w:r>
         <w:rPr>
-          <w:rFonts w:ascii="Cambria" w:eastAsia="Cambria" w:hAnsi="Cambria" w:cs="Cambria"/>
+          <w:rFonts w:eastAsia="Cambria"/>
           <w:color w:val="EE0000"/>
         </w:rPr>
         <w:t>{MENTION_NONSACEM}</w:t>
@@ -736,7 +736,7 @@
       </w:pPr>
       <w:r>
         <w:rPr>
-          <w:rFonts w:ascii="Cambria" w:eastAsia="Cambria" w:hAnsi="Cambria" w:cs="Cambria"/>
+          <w:rFonts w:eastAsia="Cambria"/>
           <w:color w:val="EE0000"/>
         </w:rPr>
         <w:t>{LIST_NONSACEM}</w:t>

--- a/templates/COED_template_univ.docx
+++ b/templates/COED_template_univ.docx
@@ -13,10 +13,13 @@
         </w:pBdr>
         <w:spacing w:after="649"/>
         <w:ind w:left="0" w:right="0" w:firstLine="0"/>
-      </w:pPr>
-      <w:r>
-        <w:rPr>
-          <w:color w:val="000000"/>
+        <w:rPr>
+          <w:color w:val="auto"/>
+        </w:rPr>
+      </w:pPr>
+      <w:r>
+        <w:rPr>
+          <w:color w:val="auto"/>
           <w:sz w:val="20"/>
           <w:szCs w:val="20"/>
         </w:rPr>
@@ -48,12 +51,12 @@
         <w:ind w:left="0" w:firstLine="0"/>
         <w:jc w:val="left"/>
         <w:rPr>
-          <w:color w:val="FF0000"/>
-        </w:rPr>
-      </w:pPr>
-      <w:r>
-        <w:rPr>
-          <w:color w:val="FF0000"/>
+          <w:color w:val="auto"/>
+        </w:rPr>
+      </w:pPr>
+      <w:r>
+        <w:rPr>
+          <w:color w:val="auto"/>
         </w:rPr>
         <w:t>{</w:t>
       </w:r>
@@ -61,7 +64,7 @@
       <w:proofErr w:type="gramStart"/>
       <w:r>
         <w:rPr>
-          <w:color w:val="FF0000"/>
+          <w:color w:val="auto"/>
         </w:rPr>
         <w:t>editeurspart</w:t>
       </w:r>
@@ -69,7 +72,7 @@
       <w:proofErr w:type="gramEnd"/>
       <w:r>
         <w:rPr>
-          <w:color w:val="FF0000"/>
+          <w:color w:val="auto"/>
         </w:rPr>
         <w:t>}</w:t>
       </w:r>
@@ -80,7 +83,7 @@
         <w:ind w:left="0" w:firstLine="0"/>
         <w:jc w:val="left"/>
         <w:rPr>
-          <w:color w:val="FF0000"/>
+          <w:color w:val="auto"/>
         </w:rPr>
       </w:pPr>
     </w:p>
@@ -88,27 +91,41 @@
       <w:pPr>
         <w:spacing w:after="200"/>
         <w:ind w:left="0" w:right="27" w:firstLine="0"/>
-      </w:pPr>
-      <w:r>
+        <w:rPr>
+          <w:color w:val="auto"/>
+        </w:rPr>
+      </w:pPr>
+      <w:r>
+        <w:rPr>
+          <w:color w:val="auto"/>
+        </w:rPr>
         <w:t xml:space="preserve">Les parties sont conjointement dénommées les « </w:t>
       </w:r>
       <w:r>
         <w:rPr>
           <w:b/>
           <w:bCs/>
+          <w:color w:val="auto"/>
         </w:rPr>
         <w:t>CO-ÉDITEURS</w:t>
       </w:r>
       <w:r>
+        <w:rPr>
+          <w:color w:val="auto"/>
+        </w:rPr>
         <w:t xml:space="preserve"> » ou les « </w:t>
       </w:r>
       <w:r>
         <w:rPr>
           <w:b/>
+          <w:color w:val="auto"/>
         </w:rPr>
         <w:t xml:space="preserve">LES PARTIES </w:t>
       </w:r>
       <w:r>
+        <w:rPr>
+          <w:color w:val="auto"/>
+        </w:rPr>
         <w:t>»</w:t>
       </w:r>
     </w:p>
@@ -117,14 +134,21 @@
         <w:spacing w:after="240" w:line="265" w:lineRule="auto"/>
         <w:ind w:left="0" w:firstLine="0"/>
         <w:jc w:val="left"/>
-      </w:pPr>
-      <w:r>
-        <w:rPr>
+        <w:rPr>
+          <w:color w:val="auto"/>
+        </w:rPr>
+      </w:pPr>
+      <w:r>
+        <w:rPr>
+          <w:color w:val="auto"/>
           <w:u w:val="single"/>
         </w:rPr>
         <w:t xml:space="preserve">IL A ÉTÉ CONVENU ET ARRÊTÉ CE QUI SUIT </w:t>
       </w:r>
       <w:r>
+        <w:rPr>
+          <w:color w:val="auto"/>
+        </w:rPr>
         <w:t>:</w:t>
       </w:r>
     </w:p>
@@ -133,10 +157,14 @@
         <w:pStyle w:val="Titre3"/>
         <w:spacing w:after="240"/>
         <w:ind w:left="0" w:firstLine="0"/>
+        <w:rPr>
+          <w:color w:val="auto"/>
+        </w:rPr>
       </w:pPr>
       <w:r>
         <w:rPr>
           <w:b w:val="0"/>
+          <w:color w:val="auto"/>
         </w:rPr>
         <w:t>ARTICLE 1- OBJET</w:t>
       </w:r>
@@ -146,12 +174,15 @@
         <w:spacing w:after="297"/>
         <w:ind w:left="0" w:right="161" w:firstLine="0"/>
         <w:jc w:val="left"/>
-      </w:pPr>
-      <w:r>
-        <w:rPr>
-          <w:b/>
-          <w:bCs/>
-          <w:color w:val="FF0000"/>
+        <w:rPr>
+          <w:color w:val="auto"/>
+        </w:rPr>
+      </w:pPr>
+      <w:r>
+        <w:rPr>
+          <w:b/>
+          <w:bCs/>
+          <w:color w:val="auto"/>
         </w:rPr>
         <w:t>[</w:t>
       </w:r>
@@ -161,7 +192,7 @@
         <w:rPr>
           <w:b/>
           <w:bCs/>
-          <w:color w:val="FF0000"/>
+          <w:color w:val="auto"/>
         </w:rPr>
         <w:t>editeurslist</w:t>
       </w:r>
@@ -171,27 +202,28 @@
         <w:rPr>
           <w:b/>
           <w:bCs/>
-          <w:color w:val="FF0000"/>
+          <w:color w:val="auto"/>
         </w:rPr>
         <w:t>]</w:t>
       </w:r>
       <w:r>
         <w:rPr>
-          <w:color w:val="FF0000"/>
-        </w:rPr>
-        <w:t xml:space="preserve"> </w:t>
-      </w:r>
-      <w:r>
-        <w:t>ont décidé d’éditer conjointement l’œuvre suivante (ci-après l’</w:t>
-      </w:r>
-      <w:r>
-        <w:rPr>
-          <w:b/>
-          <w:bCs/>
+          <w:color w:val="auto"/>
+        </w:rPr>
+        <w:t xml:space="preserve"> ont décidé d’éditer conjointement l’œuvre suivante (ci-après l’</w:t>
+      </w:r>
+      <w:r>
+        <w:rPr>
+          <w:b/>
+          <w:bCs/>
+          <w:color w:val="auto"/>
         </w:rPr>
         <w:t>ŒUVRE</w:t>
       </w:r>
       <w:r>
+        <w:rPr>
+          <w:color w:val="auto"/>
+        </w:rPr>
         <w:t>) :</w:t>
       </w:r>
     </w:p>
@@ -207,14 +239,14 @@
           <w:b w:val="0"/>
           <w:bCs/>
           <w:i/>
-          <w:color w:val="FF0000"/>
+          <w:color w:val="auto"/>
           <w:u w:val="none"/>
         </w:rPr>
       </w:pPr>
       <w:r>
         <w:rPr>
           <w:iCs/>
-          <w:color w:val="FF0000"/>
+          <w:color w:val="auto"/>
         </w:rPr>
         <w:t>Titre</w:t>
       </w:r>
@@ -223,7 +255,7 @@
           <w:b w:val="0"/>
           <w:bCs/>
           <w:i/>
-          <w:color w:val="FF0000"/>
+          <w:color w:val="auto"/>
         </w:rPr>
         <w:t> :</w:t>
       </w:r>
@@ -232,7 +264,7 @@
           <w:b w:val="0"/>
           <w:bCs/>
           <w:i/>
-          <w:color w:val="FF0000"/>
+          <w:color w:val="auto"/>
           <w:u w:val="none"/>
         </w:rPr>
         <w:t xml:space="preserve"> </w:t>
@@ -242,7 +274,7 @@
           <w:b w:val="0"/>
           <w:bCs/>
           <w:i/>
-          <w:color w:val="FF0000"/>
+          <w:color w:val="auto"/>
           <w:u w:val="none"/>
         </w:rPr>
         <w:t>[</w:t>
@@ -252,7 +284,7 @@
           <w:b w:val="0"/>
           <w:bCs/>
           <w:i/>
-          <w:color w:val="FF0000"/>
+          <w:color w:val="auto"/>
           <w:u w:val="none"/>
         </w:rPr>
         <w:t>Titre</w:t>
@@ -262,7 +294,7 @@
           <w:b w:val="0"/>
           <w:bCs/>
           <w:i/>
-          <w:color w:val="FF0000"/>
+          <w:color w:val="auto"/>
           <w:u w:val="none"/>
         </w:rPr>
         <w:t>]</w:t>
@@ -272,7 +304,7 @@
           <w:b w:val="0"/>
           <w:bCs/>
           <w:i/>
-          <w:color w:val="FF0000"/>
+          <w:color w:val="auto"/>
           <w:u w:val="none"/>
         </w:rPr>
         <w:t xml:space="preserve">  </w:t>
@@ -286,6 +318,7 @@
         <w:rPr>
           <w:bCs/>
           <w:i/>
+          <w:color w:val="auto"/>
         </w:rPr>
       </w:pPr>
       <w:r>
@@ -293,7 +326,7 @@
           <w:rFonts w:eastAsia="Cambria"/>
           <w:b/>
           <w:iCs/>
-          <w:color w:val="FF0000"/>
+          <w:color w:val="auto"/>
         </w:rPr>
         <w:t>Paroles</w:t>
       </w:r>
@@ -302,7 +335,7 @@
           <w:rFonts w:eastAsia="Cambria"/>
           <w:bCs/>
           <w:i/>
-          <w:color w:val="FF0000"/>
+          <w:color w:val="auto"/>
           <w:u w:val="single" w:color="FF0000"/>
         </w:rPr>
         <w:t xml:space="preserve"> :</w:t>
@@ -312,7 +345,7 @@
           <w:rFonts w:eastAsia="Cambria"/>
           <w:bCs/>
           <w:i/>
-          <w:color w:val="FF0000"/>
+          <w:color w:val="auto"/>
         </w:rPr>
         <w:t xml:space="preserve"> </w:t>
       </w:r>
@@ -321,7 +354,7 @@
           <w:rFonts w:eastAsia="Cambria"/>
           <w:bCs/>
           <w:i/>
-          <w:color w:val="FF0000"/>
+          <w:color w:val="auto"/>
         </w:rPr>
         <w:t>[</w:t>
       </w:r>
@@ -331,7 +364,7 @@
           <w:rFonts w:eastAsia="Cambria"/>
           <w:bCs/>
           <w:i/>
-          <w:color w:val="FF0000"/>
+          <w:color w:val="auto"/>
         </w:rPr>
         <w:t>auteurslist</w:t>
       </w:r>
@@ -341,7 +374,7 @@
           <w:rFonts w:eastAsia="Cambria"/>
           <w:bCs/>
           <w:i/>
-          <w:color w:val="FF0000"/>
+          <w:color w:val="auto"/>
         </w:rPr>
         <w:t>]</w:t>
       </w:r>
@@ -350,7 +383,7 @@
           <w:rFonts w:eastAsia="Cambria"/>
           <w:bCs/>
           <w:i/>
-          <w:color w:val="FF0000"/>
+          <w:color w:val="auto"/>
         </w:rPr>
         <w:t xml:space="preserve"> </w:t>
       </w:r>
@@ -363,6 +396,7 @@
         <w:rPr>
           <w:bCs/>
           <w:i/>
+          <w:color w:val="auto"/>
         </w:rPr>
       </w:pPr>
       <w:r>
@@ -370,7 +404,7 @@
           <w:rFonts w:eastAsia="Cambria"/>
           <w:b/>
           <w:iCs/>
-          <w:color w:val="FF0000"/>
+          <w:color w:val="auto"/>
         </w:rPr>
         <w:t>Musique</w:t>
       </w:r>
@@ -379,7 +413,7 @@
           <w:rFonts w:eastAsia="Cambria"/>
           <w:bCs/>
           <w:i/>
-          <w:color w:val="FF0000"/>
+          <w:color w:val="auto"/>
           <w:u w:val="single" w:color="FF0000"/>
         </w:rPr>
         <w:t xml:space="preserve"> </w:t>
@@ -389,7 +423,7 @@
           <w:rFonts w:eastAsia="Cambria"/>
           <w:bCs/>
           <w:i/>
-          <w:color w:val="FF0000"/>
+          <w:color w:val="auto"/>
         </w:rPr>
         <w:t xml:space="preserve">: </w:t>
       </w:r>
@@ -398,7 +432,7 @@
           <w:rFonts w:eastAsia="Cambria"/>
           <w:bCs/>
           <w:i/>
-          <w:color w:val="FF0000"/>
+          <w:color w:val="auto"/>
         </w:rPr>
         <w:t>[</w:t>
       </w:r>
@@ -408,7 +442,7 @@
           <w:rFonts w:eastAsia="Cambria"/>
           <w:bCs/>
           <w:i/>
-          <w:color w:val="FF0000"/>
+          <w:color w:val="auto"/>
         </w:rPr>
         <w:t>compositeurslist</w:t>
       </w:r>
@@ -418,7 +452,7 @@
           <w:rFonts w:eastAsia="Cambria"/>
           <w:bCs/>
           <w:i/>
-          <w:color w:val="FF0000"/>
+          <w:color w:val="auto"/>
         </w:rPr>
         <w:t>]</w:t>
       </w:r>
@@ -427,7 +461,7 @@
           <w:rFonts w:eastAsia="Cambria"/>
           <w:bCs/>
           <w:i/>
-          <w:color w:val="FF0000"/>
+          <w:color w:val="auto"/>
         </w:rPr>
         <w:t xml:space="preserve"> </w:t>
       </w:r>
@@ -439,7 +473,7 @@
         <w:rPr>
           <w:bCs/>
           <w:i/>
-          <w:color w:val="FF0000"/>
+          <w:color w:val="auto"/>
           <w:u w:val="single"/>
         </w:rPr>
       </w:pPr>
@@ -448,7 +482,7 @@
           <w:rFonts w:eastAsia="Cambria"/>
           <w:b/>
           <w:iCs/>
-          <w:color w:val="FF0000"/>
+          <w:color w:val="auto"/>
         </w:rPr>
         <w:t>Durée</w:t>
       </w:r>
@@ -457,7 +491,7 @@
           <w:rFonts w:eastAsia="Cambria"/>
           <w:bCs/>
           <w:i/>
-          <w:color w:val="FF0000"/>
+          <w:color w:val="auto"/>
           <w:u w:val="single" w:color="FF0000"/>
         </w:rPr>
         <w:t xml:space="preserve"> : </w:t>
@@ -467,7 +501,7 @@
           <w:rFonts w:eastAsia="Cambria"/>
           <w:bCs/>
           <w:i/>
-          <w:color w:val="FF0000"/>
+          <w:color w:val="auto"/>
         </w:rPr>
         <w:t>[</w:t>
       </w:r>
@@ -476,7 +510,7 @@
           <w:rFonts w:eastAsia="Cambria"/>
           <w:bCs/>
           <w:i/>
-          <w:color w:val="FF0000"/>
+          <w:color w:val="auto"/>
         </w:rPr>
         <w:t>Duree</w:t>
       </w:r>
@@ -485,7 +519,7 @@
           <w:rFonts w:eastAsia="Cambria"/>
           <w:bCs/>
           <w:i/>
-          <w:color w:val="FF0000"/>
+          <w:color w:val="auto"/>
         </w:rPr>
         <w:t>]</w:t>
       </w:r>
@@ -494,15 +528,21 @@
       <w:pPr>
         <w:spacing w:after="232"/>
         <w:ind w:left="0" w:right="27" w:firstLine="0"/>
-      </w:pPr>
-      <w:r>
+        <w:rPr>
+          <w:color w:val="auto"/>
+        </w:rPr>
+      </w:pPr>
+      <w:r>
+        <w:rPr>
+          <w:color w:val="auto"/>
+        </w:rPr>
         <w:t xml:space="preserve">Il est entendu que </w:t>
       </w:r>
       <w:r>
         <w:rPr>
           <w:b/>
           <w:bCs/>
-          <w:color w:val="FF0000"/>
+          <w:color w:val="auto"/>
         </w:rPr>
         <w:t>[</w:t>
       </w:r>
@@ -511,7 +551,7 @@
         <w:rPr>
           <w:b/>
           <w:bCs/>
-          <w:color w:val="FF0000"/>
+          <w:color w:val="auto"/>
         </w:rPr>
         <w:t>editeurslist</w:t>
       </w:r>
@@ -520,26 +560,33 @@
         <w:rPr>
           <w:b/>
           <w:bCs/>
-          <w:color w:val="FF0000"/>
+          <w:color w:val="auto"/>
         </w:rPr>
         <w:t>]</w:t>
       </w:r>
       <w:r>
         <w:rPr>
-          <w:color w:val="FF0000"/>
+          <w:color w:val="auto"/>
         </w:rPr>
         <w:t xml:space="preserve"> </w:t>
       </w:r>
       <w:r>
+        <w:rPr>
+          <w:color w:val="auto"/>
+        </w:rPr>
         <w:t>sont considérés comme « ÉDITEUR ORIGINAL » de l’</w:t>
       </w:r>
       <w:r>
         <w:rPr>
           <w:b/>
+          <w:color w:val="auto"/>
         </w:rPr>
         <w:t>ŒUVRE</w:t>
       </w:r>
       <w:r>
+        <w:rPr>
+          <w:color w:val="auto"/>
+        </w:rPr>
         <w:t>.</w:t>
       </w:r>
     </w:p>
@@ -548,10 +595,14 @@
         <w:pStyle w:val="Titre3"/>
         <w:spacing w:after="240"/>
         <w:ind w:left="0" w:firstLine="0"/>
+        <w:rPr>
+          <w:color w:val="auto"/>
+        </w:rPr>
       </w:pPr>
       <w:r>
         <w:rPr>
           <w:b w:val="0"/>
+          <w:color w:val="auto"/>
         </w:rPr>
         <w:t>ARTICLE 2 – TERRITOIRE ET DUREE</w:t>
       </w:r>
@@ -560,30 +611,41 @@
       <w:pPr>
         <w:spacing w:after="234"/>
         <w:ind w:left="0" w:right="27" w:firstLine="0"/>
-      </w:pPr>
-      <w:r>
+        <w:rPr>
+          <w:color w:val="auto"/>
+        </w:rPr>
+      </w:pPr>
+      <w:r>
+        <w:rPr>
+          <w:color w:val="auto"/>
+        </w:rPr>
         <w:t xml:space="preserve">Cette CO-ÉDITION est établie pour l’UNIVERS ENTIER et est valable pour la durée du contrat de cession et d’édition d’œuvre musicale signé entre </w:t>
       </w:r>
       <w:r>
         <w:rPr>
           <w:b/>
           <w:bCs/>
+          <w:color w:val="auto"/>
         </w:rPr>
         <w:t>LES PARTIES</w:t>
       </w:r>
       <w:r>
         <w:rPr>
           <w:b/>
+          <w:color w:val="auto"/>
         </w:rPr>
         <w:t xml:space="preserve"> </w:t>
       </w:r>
       <w:r>
+        <w:rPr>
+          <w:color w:val="auto"/>
+        </w:rPr>
         <w:t xml:space="preserve">le </w:t>
       </w:r>
       <w:r>
         <w:rPr>
           <w:rFonts w:eastAsia="Cambria"/>
-          <w:color w:val="FF0000"/>
+          <w:color w:val="auto"/>
         </w:rPr>
         <w:t>[</w:t>
       </w:r>
@@ -592,7 +654,7 @@
       <w:r>
         <w:rPr>
           <w:rFonts w:eastAsia="Cambria"/>
-          <w:color w:val="FF0000"/>
+          <w:color w:val="auto"/>
         </w:rPr>
         <w:t>Faitle</w:t>
       </w:r>
@@ -600,29 +662,35 @@
       <w:r>
         <w:rPr>
           <w:rFonts w:eastAsia="Cambria"/>
-          <w:color w:val="FF0000"/>
+          <w:color w:val="auto"/>
         </w:rPr>
         <w:t>]</w:t>
       </w:r>
       <w:r>
         <w:rPr>
           <w:rFonts w:eastAsia="Cambria"/>
-          <w:color w:val="FF0000"/>
+          <w:color w:val="auto"/>
         </w:rPr>
         <w:t xml:space="preserve"> </w:t>
       </w:r>
       <w:r>
         <w:rPr>
           <w:rFonts w:eastAsia="Cambria"/>
-          <w:color w:val="FF0000"/>
+          <w:color w:val="auto"/>
         </w:rPr>
         <w:t xml:space="preserve"> </w:t>
       </w:r>
       <w:r>
+        <w:rPr>
+          <w:color w:val="auto"/>
+        </w:rPr>
         <w:t>de</w:t>
       </w:r>
       <w:proofErr w:type="gramEnd"/>
       <w:r>
+        <w:rPr>
+          <w:color w:val="auto"/>
+        </w:rPr>
         <w:t xml:space="preserve"> protection légale accordée aux Auteurs par les dispositions législatives ou réglementaires ainsi que par les conventions internationales actuelles ou futures.</w:t>
       </w:r>
     </w:p>
@@ -631,10 +699,14 @@
         <w:pStyle w:val="Titre3"/>
         <w:spacing w:after="240"/>
         <w:ind w:left="0" w:firstLine="0"/>
+        <w:rPr>
+          <w:color w:val="auto"/>
+        </w:rPr>
       </w:pPr>
       <w:r>
         <w:rPr>
           <w:b w:val="0"/>
+          <w:color w:val="auto"/>
         </w:rPr>
         <w:t>ARTICLE 3 – PARTAGE DE LA PART ÉDITORIALE</w:t>
       </w:r>
@@ -643,21 +715,34 @@
       <w:pPr>
         <w:spacing w:after="3"/>
         <w:ind w:left="0" w:right="27" w:firstLine="0"/>
-      </w:pPr>
-      <w:r>
+        <w:rPr>
+          <w:color w:val="auto"/>
+        </w:rPr>
+      </w:pPr>
+      <w:r>
+        <w:rPr>
+          <w:color w:val="auto"/>
+        </w:rPr>
         <w:t xml:space="preserve">La part éditoriale, en ce compris les droits répartis par la SACEM (droits de reproduction mécanique, droits d’exécution publique et droits phonographiques et vidéographiques) et/ou par toute autre société de gestion collective ainsi que tout autre revenu, est répartie entre les </w:t>
       </w:r>
       <w:r>
         <w:rPr>
           <w:b/>
           <w:bCs/>
+          <w:color w:val="auto"/>
         </w:rPr>
         <w:t>CO-ÉDITEURS</w:t>
       </w:r>
       <w:r>
+        <w:rPr>
+          <w:color w:val="auto"/>
+        </w:rPr>
         <w:t xml:space="preserve"> </w:t>
       </w:r>
       <w:r>
+        <w:rPr>
+          <w:color w:val="auto"/>
+        </w:rPr>
         <w:t>de la manière suivante :</w:t>
       </w:r>
     </w:p>
@@ -665,6 +750,9 @@
       <w:pPr>
         <w:spacing w:after="3"/>
         <w:ind w:left="0" w:right="27" w:firstLine="0"/>
+        <w:rPr>
+          <w:color w:val="auto"/>
+        </w:rPr>
       </w:pPr>
     </w:p>
     <w:p>
@@ -673,12 +761,12 @@
         <w:ind w:left="0" w:right="27" w:firstLine="0"/>
         <w:jc w:val="center"/>
         <w:rPr>
-          <w:color w:val="FF0000"/>
-        </w:rPr>
-      </w:pPr>
-      <w:r>
-        <w:rPr>
-          <w:color w:val="FF0000"/>
+          <w:color w:val="auto"/>
+        </w:rPr>
+      </w:pPr>
+      <w:r>
+        <w:rPr>
+          <w:color w:val="auto"/>
         </w:rPr>
         <w:t>[</w:t>
       </w:r>
@@ -686,7 +774,7 @@
       <w:proofErr w:type="gramStart"/>
       <w:r>
         <w:rPr>
-          <w:color w:val="FF0000"/>
+          <w:color w:val="auto"/>
         </w:rPr>
         <w:t>editsplit</w:t>
       </w:r>
@@ -694,7 +782,7 @@
       <w:proofErr w:type="gramEnd"/>
       <w:r>
         <w:rPr>
-          <w:color w:val="FF0000"/>
+          <w:color w:val="auto"/>
         </w:rPr>
         <w:t>]</w:t>
       </w:r>
@@ -705,7 +793,7 @@
         <w:ind w:left="0" w:right="27" w:firstLine="0"/>
         <w:jc w:val="center"/>
         <w:rPr>
-          <w:color w:val="FF0000"/>
+          <w:color w:val="auto"/>
         </w:rPr>
       </w:pPr>
     </w:p>
@@ -715,13 +803,13 @@
         <w:ind w:left="0" w:right="27" w:firstLine="0"/>
         <w:rPr>
           <w:rFonts w:eastAsia="Cambria"/>
-          <w:color w:val="EE0000"/>
+          <w:color w:val="auto"/>
         </w:rPr>
       </w:pPr>
       <w:r>
         <w:rPr>
           <w:rFonts w:eastAsia="Cambria"/>
-          <w:color w:val="EE0000"/>
+          <w:color w:val="auto"/>
         </w:rPr>
         <w:t>{MENTION_NONSACEM}</w:t>
       </w:r>
@@ -731,13 +819,13 @@
         <w:spacing w:after="3"/>
         <w:ind w:left="0" w:right="27" w:firstLine="0"/>
         <w:rPr>
-          <w:color w:val="EE0000"/>
+          <w:color w:val="auto"/>
         </w:rPr>
       </w:pPr>
       <w:r>
         <w:rPr>
           <w:rFonts w:eastAsia="Cambria"/>
-          <w:color w:val="EE0000"/>
+          <w:color w:val="auto"/>
         </w:rPr>
         <w:t>{LIST_NONSACEM}</w:t>
       </w:r>
@@ -748,7 +836,7 @@
         <w:ind w:left="0" w:right="27" w:firstLine="0"/>
         <w:jc w:val="center"/>
         <w:rPr>
-          <w:color w:val="FF0000"/>
+          <w:color w:val="auto"/>
         </w:rPr>
       </w:pPr>
     </w:p>
@@ -756,11 +844,20 @@
       <w:pPr>
         <w:spacing w:after="245"/>
         <w:ind w:left="0" w:right="27" w:firstLine="0"/>
-      </w:pPr>
-      <w:r>
+        <w:rPr>
+          <w:color w:val="auto"/>
+        </w:rPr>
+      </w:pPr>
+      <w:r>
+        <w:rPr>
+          <w:color w:val="auto"/>
+        </w:rPr>
         <w:t>Les droits collectés par les sociétés de gestion collective seront répartis directement par celles-ci</w:t>
       </w:r>
       <w:r>
+        <w:rPr>
+          <w:color w:val="auto"/>
+        </w:rPr>
         <w:t>.</w:t>
       </w:r>
     </w:p>
@@ -768,8 +865,14 @@
       <w:pPr>
         <w:pStyle w:val="Titre3"/>
         <w:ind w:left="0" w:firstLine="0"/>
-      </w:pPr>
-      <w:r>
+        <w:rPr>
+          <w:color w:val="auto"/>
+        </w:rPr>
+      </w:pPr>
+      <w:r>
+        <w:rPr>
+          <w:color w:val="auto"/>
+        </w:rPr>
         <w:t>ARTICLE 4 – DÉCLARATION DES ŒUVRES</w:t>
       </w:r>
     </w:p>
@@ -777,12 +880,15 @@
       <w:pPr>
         <w:spacing w:after="247"/>
         <w:ind w:left="0" w:right="27" w:firstLine="0"/>
-      </w:pPr>
-      <w:r>
-        <w:rPr>
-          <w:b/>
-          <w:bCs/>
-          <w:color w:val="FF0000"/>
+        <w:rPr>
+          <w:color w:val="auto"/>
+        </w:rPr>
+      </w:pPr>
+      <w:r>
+        <w:rPr>
+          <w:b/>
+          <w:bCs/>
+          <w:color w:val="auto"/>
         </w:rPr>
         <w:t>[</w:t>
       </w:r>
@@ -791,7 +897,7 @@
         <w:rPr>
           <w:b/>
           <w:bCs/>
-          <w:color w:val="FF0000"/>
+          <w:color w:val="auto"/>
         </w:rPr>
         <w:t>Declaration</w:t>
       </w:r>
@@ -800,7 +906,7 @@
         <w:rPr>
           <w:b/>
           <w:bCs/>
-          <w:color w:val="FF0000"/>
+          <w:color w:val="auto"/>
         </w:rPr>
         <w:t>]</w:t>
       </w:r>
@@ -808,43 +914,61 @@
         <w:rPr>
           <w:b/>
           <w:bCs/>
-          <w:color w:val="FF0000"/>
+          <w:color w:val="auto"/>
         </w:rPr>
         <w:t xml:space="preserve"> </w:t>
       </w:r>
       <w:r>
+        <w:rPr>
+          <w:color w:val="auto"/>
+        </w:rPr>
         <w:t>se chargera, à ses frais, des formalités nécessaires pour la déclaration de l’</w:t>
       </w:r>
       <w:r>
         <w:rPr>
           <w:b/>
+          <w:color w:val="auto"/>
         </w:rPr>
         <w:t xml:space="preserve">ŒUVRE </w:t>
       </w:r>
       <w:r>
+        <w:rPr>
+          <w:color w:val="auto"/>
+        </w:rPr>
         <w:t xml:space="preserve">auprès des sociétés d’auteur. Les </w:t>
       </w:r>
       <w:r>
         <w:rPr>
           <w:b/>
           <w:bCs/>
+          <w:color w:val="auto"/>
         </w:rPr>
         <w:t>CO-ÉDITEURS</w:t>
       </w:r>
       <w:r>
+        <w:rPr>
+          <w:color w:val="auto"/>
+        </w:rPr>
         <w:t xml:space="preserve"> </w:t>
       </w:r>
       <w:r>
+        <w:rPr>
+          <w:color w:val="auto"/>
+        </w:rPr>
         <w:t xml:space="preserve">leur fourniront toutes les informations et documents utiles à cet effet. Les bulletins seront signés par toutes </w:t>
       </w:r>
       <w:r>
         <w:rPr>
           <w:b/>
           <w:bCs/>
+          <w:color w:val="auto"/>
         </w:rPr>
         <w:t>LES PARTIES</w:t>
       </w:r>
       <w:r>
+        <w:rPr>
+          <w:color w:val="auto"/>
+        </w:rPr>
         <w:t>.</w:t>
       </w:r>
     </w:p>
@@ -852,8 +976,14 @@
       <w:pPr>
         <w:pStyle w:val="Titre3"/>
         <w:ind w:left="0" w:firstLine="0"/>
-      </w:pPr>
-      <w:r>
+        <w:rPr>
+          <w:color w:val="auto"/>
+        </w:rPr>
+      </w:pPr>
+      <w:r>
+        <w:rPr>
+          <w:color w:val="auto"/>
+        </w:rPr>
         <w:t>ARTICLE 5 – FORMATS</w:t>
       </w:r>
     </w:p>
@@ -861,11 +991,14 @@
       <w:pPr>
         <w:spacing w:after="249"/>
         <w:ind w:left="0" w:right="27" w:firstLine="0"/>
-      </w:pPr>
-      <w:r>
-        <w:rPr>
-          <w:b/>
-          <w:color w:val="FF0000"/>
+        <w:rPr>
+          <w:color w:val="auto"/>
+        </w:rPr>
+      </w:pPr>
+      <w:r>
+        <w:rPr>
+          <w:b/>
+          <w:color w:val="auto"/>
         </w:rPr>
         <w:t>[</w:t>
       </w:r>
@@ -873,36 +1006,36 @@
       <w:r>
         <w:rPr>
           <w:b/>
-          <w:color w:val="FF0000"/>
+          <w:color w:val="auto"/>
         </w:rPr>
         <w:t>Format</w:t>
       </w:r>
       <w:r>
         <w:rPr>
           <w:b/>
-          <w:color w:val="FF0000"/>
+          <w:color w:val="auto"/>
         </w:rPr>
         <w:t xml:space="preserve">] </w:t>
       </w:r>
       <w:r>
         <w:rPr>
           <w:b/>
-          <w:color w:val="FF0000"/>
+          <w:color w:val="auto"/>
         </w:rPr>
         <w:t xml:space="preserve"> </w:t>
       </w:r>
       <w:r>
+        <w:rPr>
+          <w:color w:val="auto"/>
+        </w:rPr>
         <w:t>assurera</w:t>
       </w:r>
       <w:proofErr w:type="gramEnd"/>
       <w:r>
-        <w:t xml:space="preserve"> l’impression graphique, la vente, la distribution des formats ainsi que le règlement des rémunérations dues </w:t>
-      </w:r>
-      <w:r>
-        <w:rPr>
-          <w:color w:val="auto"/>
-        </w:rPr>
-        <w:t xml:space="preserve">respectivement aux </w:t>
+        <w:rPr>
+          <w:color w:val="auto"/>
+        </w:rPr>
+        <w:t xml:space="preserve"> l’impression graphique, la vente, la distribution des formats ainsi que le règlement des rémunérations dues respectivement aux </w:t>
       </w:r>
       <w:r>
         <w:rPr>
@@ -912,6 +1045,9 @@
         <w:t xml:space="preserve">CO-ÉDITEURS </w:t>
       </w:r>
       <w:r>
+        <w:rPr>
+          <w:color w:val="auto"/>
+        </w:rPr>
         <w:t>et aux auteurs à ce titre.</w:t>
       </w:r>
     </w:p>
@@ -919,21 +1055,34 @@
       <w:pPr>
         <w:spacing w:after="240"/>
         <w:ind w:left="0" w:right="27" w:firstLine="0"/>
-      </w:pPr>
-      <w:r>
+        <w:rPr>
+          <w:color w:val="auto"/>
+        </w:rPr>
+      </w:pPr>
+      <w:r>
+        <w:rPr>
+          <w:color w:val="auto"/>
+        </w:rPr>
         <w:t xml:space="preserve">La raison sociale des </w:t>
       </w:r>
       <w:r>
         <w:rPr>
           <w:b/>
           <w:bCs/>
+          <w:color w:val="auto"/>
         </w:rPr>
         <w:t>CO-ÉDITEURS</w:t>
       </w:r>
       <w:r>
+        <w:rPr>
+          <w:color w:val="auto"/>
+        </w:rPr>
         <w:t xml:space="preserve"> </w:t>
       </w:r>
       <w:r>
+        <w:rPr>
+          <w:color w:val="auto"/>
+        </w:rPr>
         <w:t>sera obligatoirement mentionnée sur toutes les partitions et tous les exemplaires de l’œuvre de la manière suivante :</w:t>
       </w:r>
     </w:p>
@@ -945,6 +1094,7 @@
         <w:rPr>
           <w:b/>
           <w:bCs/>
+          <w:color w:val="auto"/>
         </w:rPr>
       </w:pPr>
       <w:proofErr w:type="gramStart"/>
@@ -952,7 +1102,7 @@
         <w:rPr>
           <w:b/>
           <w:bCs/>
-          <w:color w:val="FF0000"/>
+          <w:color w:val="auto"/>
         </w:rPr>
         <w:t xml:space="preserve">© </w:t>
       </w:r>
@@ -960,6 +1110,7 @@
         <w:rPr>
           <w:b/>
           <w:bCs/>
+          <w:color w:val="auto"/>
         </w:rPr>
         <w:t xml:space="preserve"> </w:t>
       </w:r>
@@ -967,7 +1118,7 @@
         <w:rPr>
           <w:b/>
           <w:bCs/>
-          <w:color w:val="FF0000"/>
+          <w:color w:val="auto"/>
         </w:rPr>
         <w:t>[</w:t>
       </w:r>
@@ -977,7 +1128,7 @@
         <w:rPr>
           <w:b/>
           <w:bCs/>
-          <w:color w:val="FF0000"/>
+          <w:color w:val="auto"/>
         </w:rPr>
         <w:t>credits</w:t>
       </w:r>
@@ -986,7 +1137,7 @@
         <w:rPr>
           <w:b/>
           <w:bCs/>
-          <w:color w:val="FF0000"/>
+          <w:color w:val="auto"/>
         </w:rPr>
         <w:t>]</w:t>
       </w:r>
@@ -997,9 +1148,13 @@
         <w:ind w:left="0" w:firstLine="0"/>
         <w:rPr>
           <w:bCs/>
-        </w:rPr>
-      </w:pPr>
-      <w:r>
+          <w:color w:val="auto"/>
+        </w:rPr>
+      </w:pPr>
+      <w:r>
+        <w:rPr>
+          <w:color w:val="auto"/>
+        </w:rPr>
         <w:lastRenderedPageBreak/>
         <w:t>ARTICLE 6 – FRAIS D’EXPLOITATION ET DÉPENSES</w:t>
       </w:r>
@@ -1007,12 +1162,15 @@
     <w:p>
       <w:pPr>
         <w:ind w:left="0" w:right="27" w:firstLine="0"/>
-      </w:pPr>
-      <w:r>
-        <w:rPr>
-          <w:b/>
-          <w:bCs/>
-          <w:color w:val="FF0000"/>
+        <w:rPr>
+          <w:color w:val="auto"/>
+        </w:rPr>
+      </w:pPr>
+      <w:r>
+        <w:rPr>
+          <w:b/>
+          <w:bCs/>
+          <w:color w:val="auto"/>
         </w:rPr>
         <w:t>[</w:t>
       </w:r>
@@ -1022,7 +1180,7 @@
         <w:rPr>
           <w:b/>
           <w:bCs/>
-          <w:color w:val="FF0000"/>
+          <w:color w:val="auto"/>
         </w:rPr>
         <w:t>editeurslist</w:t>
       </w:r>
@@ -1032,7 +1190,7 @@
         <w:rPr>
           <w:b/>
           <w:bCs/>
-          <w:color w:val="FF0000"/>
+          <w:color w:val="auto"/>
         </w:rPr>
         <w:t>]</w:t>
       </w:r>
@@ -1040,18 +1198,21 @@
         <w:rPr>
           <w:b/>
           <w:bCs/>
-          <w:color w:val="FF0000"/>
+          <w:color w:val="auto"/>
         </w:rPr>
         <w:t>,</w:t>
       </w:r>
       <w:r>
         <w:rPr>
           <w:b/>
-          <w:color w:val="FF0000"/>
+          <w:color w:val="auto"/>
         </w:rPr>
         <w:t xml:space="preserve"> </w:t>
       </w:r>
       <w:r>
+        <w:rPr>
+          <w:color w:val="auto"/>
+        </w:rPr>
         <w:t>assureront conjointement la promotion des œuvres.</w:t>
       </w:r>
     </w:p>
@@ -1059,27 +1220,41 @@
       <w:pPr>
         <w:spacing w:after="244"/>
         <w:ind w:left="0" w:right="27" w:firstLine="0"/>
-      </w:pPr>
-      <w:r>
+        <w:rPr>
+          <w:color w:val="auto"/>
+        </w:rPr>
+      </w:pPr>
+      <w:r>
+        <w:rPr>
+          <w:color w:val="auto"/>
+        </w:rPr>
         <w:t>Les frais et dépenses engagés pour la promotion et l’exploitation de l’</w:t>
       </w:r>
       <w:r>
         <w:rPr>
           <w:b/>
+          <w:color w:val="auto"/>
         </w:rPr>
         <w:t xml:space="preserve">ŒUVRE </w:t>
       </w:r>
       <w:r>
+        <w:rPr>
+          <w:color w:val="auto"/>
+        </w:rPr>
         <w:t xml:space="preserve">seront partagés entre les </w:t>
       </w:r>
       <w:r>
         <w:rPr>
           <w:b/>
           <w:bCs/>
+          <w:color w:val="auto"/>
         </w:rPr>
         <w:t xml:space="preserve">CO-ÉDITEURS </w:t>
       </w:r>
       <w:r>
+        <w:rPr>
+          <w:color w:val="auto"/>
+        </w:rPr>
         <w:t>selon la clé de répartition prévue à l’article 3.</w:t>
       </w:r>
     </w:p>
@@ -1087,8 +1262,14 @@
       <w:pPr>
         <w:spacing w:after="244"/>
         <w:ind w:left="0" w:right="27" w:firstLine="0"/>
-      </w:pPr>
-      <w:r>
+        <w:rPr>
+          <w:color w:val="auto"/>
+        </w:rPr>
+      </w:pPr>
+      <w:r>
+        <w:rPr>
+          <w:color w:val="auto"/>
+        </w:rPr>
         <w:t>L’ensemble des frais et dépenses ci-dessus visés ne pourra être engagé par l’une des parties signataires sans l’accord préalable et écrit de l’autre partie.</w:t>
       </w:r>
     </w:p>
@@ -1098,13 +1279,13 @@
         <w:ind w:left="0" w:right="27" w:firstLine="0"/>
         <w:jc w:val="left"/>
         <w:rPr>
-          <w:color w:val="70AD47" w:themeColor="accent6"/>
+          <w:color w:val="auto"/>
         </w:rPr>
       </w:pPr>
       <w:bookmarkStart w:id="0" w:name="_Hlk157209592"/>
       <w:r>
         <w:rPr>
-          <w:color w:val="70AD47" w:themeColor="accent6"/>
+          <w:color w:val="auto"/>
         </w:rPr>
         <w:t>Pour toutes dépenses supérieures à 310 € (trois cent dix euros) l’accord des six parties sera nécessaire. A cet égard, il est</w:t>
       </w:r>
@@ -1115,20 +1296,20 @@
         <w:ind w:left="0" w:right="27" w:firstLine="0"/>
         <w:jc w:val="left"/>
         <w:rPr>
-          <w:color w:val="70AD47" w:themeColor="accent6"/>
+          <w:color w:val="auto"/>
         </w:rPr>
       </w:pPr>
       <w:proofErr w:type="gramStart"/>
       <w:r>
         <w:rPr>
-          <w:color w:val="70AD47" w:themeColor="accent6"/>
+          <w:color w:val="auto"/>
         </w:rPr>
         <w:t>convenu</w:t>
       </w:r>
       <w:proofErr w:type="gramEnd"/>
       <w:r>
         <w:rPr>
-          <w:color w:val="70AD47" w:themeColor="accent6"/>
+          <w:color w:val="auto"/>
         </w:rPr>
         <w:t xml:space="preserve"> que </w:t>
       </w:r>
@@ -1136,7 +1317,7 @@
         <w:rPr>
           <w:b/>
           <w:bCs/>
-          <w:color w:val="FF0000"/>
+          <w:color w:val="auto"/>
         </w:rPr>
         <w:t>[</w:t>
       </w:r>
@@ -1146,7 +1327,7 @@
         <w:rPr>
           <w:b/>
           <w:bCs/>
-          <w:color w:val="FF0000"/>
+          <w:color w:val="auto"/>
         </w:rPr>
         <w:t>editeurslist</w:t>
       </w:r>
@@ -1155,26 +1336,20 @@
         <w:rPr>
           <w:b/>
           <w:bCs/>
-          <w:color w:val="FF0000"/>
+          <w:color w:val="auto"/>
         </w:rPr>
         <w:t>]</w:t>
       </w:r>
       <w:r>
         <w:rPr>
-          <w:color w:val="FF0000"/>
-        </w:rPr>
-        <w:t xml:space="preserve"> </w:t>
-      </w:r>
-      <w:r>
-        <w:rPr>
-          <w:color w:val="70AD47" w:themeColor="accent6"/>
-        </w:rPr>
-        <w:t xml:space="preserve"> donnent</w:t>
+          <w:color w:val="auto"/>
+        </w:rPr>
+        <w:t xml:space="preserve">  donnent</w:t>
       </w:r>
       <w:proofErr w:type="gramEnd"/>
       <w:r>
         <w:rPr>
-          <w:color w:val="70AD47" w:themeColor="accent6"/>
+          <w:color w:val="auto"/>
         </w:rPr>
         <w:t xml:space="preserve"> d’ores et déjà leur accord pour le relevé et l’impression de la partition, afin de pouvoir procéder aux dépôts auprès des Organismes de collective et indépendants et assurer l’exploitation graphique de l’Œuvre.</w:t>
       </w:r>
@@ -1185,7 +1360,7 @@
         <w:ind w:left="0" w:right="27" w:firstLine="0"/>
         <w:jc w:val="left"/>
         <w:rPr>
-          <w:color w:val="70AD47" w:themeColor="accent6"/>
+          <w:color w:val="auto"/>
         </w:rPr>
       </w:pPr>
     </w:p>
@@ -1193,11 +1368,20 @@
       <w:pPr>
         <w:pStyle w:val="Titre3"/>
         <w:ind w:left="0" w:firstLine="0"/>
-      </w:pPr>
-      <w:r>
+        <w:rPr>
+          <w:color w:val="auto"/>
+        </w:rPr>
+      </w:pPr>
+      <w:r>
+        <w:rPr>
+          <w:color w:val="auto"/>
+        </w:rPr>
         <w:t>ARTICLE 7 – SOUS-ÉDITION</w:t>
       </w:r>
       <w:r>
+        <w:rPr>
+          <w:color w:val="auto"/>
+        </w:rPr>
         <w:t xml:space="preserve"> A L’ETRANGER</w:t>
       </w:r>
     </w:p>
@@ -1206,11 +1390,14 @@
         <w:spacing w:after="247"/>
         <w:ind w:left="0" w:right="27" w:firstLine="0"/>
         <w:jc w:val="left"/>
-      </w:pPr>
-      <w:r>
-        <w:rPr>
-          <w:b/>
-          <w:color w:val="FF0000"/>
+        <w:rPr>
+          <w:color w:val="auto"/>
+        </w:rPr>
+      </w:pPr>
+      <w:r>
+        <w:rPr>
+          <w:b/>
+          <w:color w:val="auto"/>
         </w:rPr>
         <w:t>[</w:t>
       </w:r>
@@ -1219,7 +1406,7 @@
       <w:r>
         <w:rPr>
           <w:b/>
-          <w:color w:val="FF0000"/>
+          <w:color w:val="auto"/>
         </w:rPr>
         <w:t>sublist</w:t>
       </w:r>
@@ -1227,27 +1414,45 @@
       <w:r>
         <w:rPr>
           <w:b/>
-          <w:color w:val="FF0000"/>
+          <w:color w:val="auto"/>
         </w:rPr>
         <w:t xml:space="preserve">] </w:t>
       </w:r>
       <w:r>
+        <w:rPr>
+          <w:color w:val="auto"/>
+        </w:rPr>
         <w:t>,</w:t>
       </w:r>
       <w:proofErr w:type="gramEnd"/>
       <w:r>
+        <w:rPr>
+          <w:color w:val="auto"/>
+        </w:rPr>
         <w:t xml:space="preserve"> seront habilités à traiter, pour leur propre compte et dans la limite de la quote-part</w:t>
       </w:r>
       <w:r>
+        <w:rPr>
+          <w:color w:val="auto"/>
+        </w:rPr>
         <w:t xml:space="preserve"> </w:t>
       </w:r>
       <w:r>
+        <w:rPr>
+          <w:color w:val="auto"/>
+        </w:rPr>
         <w:t>des droits qu’il représente dans l’ŒUVRE, la sous-édition de l’ŒUVRE dans les pays étrangers, auprès des</w:t>
       </w:r>
       <w:r>
+        <w:rPr>
+          <w:color w:val="auto"/>
+        </w:rPr>
         <w:t xml:space="preserve"> </w:t>
       </w:r>
       <w:r>
+        <w:rPr>
+          <w:color w:val="auto"/>
+        </w:rPr>
         <w:t>sous-éditeurs de son choix.</w:t>
       </w:r>
     </w:p>
@@ -1257,12 +1462,12 @@
         <w:ind w:left="0" w:firstLine="0"/>
         <w:jc w:val="left"/>
         <w:rPr>
-          <w:color w:val="FF0000"/>
-        </w:rPr>
-      </w:pPr>
-      <w:r>
-        <w:rPr>
-          <w:color w:val="FF0000"/>
+          <w:color w:val="auto"/>
+        </w:rPr>
+      </w:pPr>
+      <w:r>
+        <w:rPr>
+          <w:color w:val="auto"/>
         </w:rPr>
         <w:t>{</w:t>
       </w:r>
@@ -1270,7 +1475,7 @@
       <w:proofErr w:type="gramStart"/>
       <w:r>
         <w:rPr>
-          <w:color w:val="FF0000"/>
+          <w:color w:val="auto"/>
         </w:rPr>
         <w:t>subpart</w:t>
       </w:r>
@@ -1278,7 +1483,7 @@
       <w:proofErr w:type="gramEnd"/>
       <w:r>
         <w:rPr>
-          <w:color w:val="FF0000"/>
+          <w:color w:val="auto"/>
         </w:rPr>
         <w:t>}</w:t>
       </w:r>
@@ -1289,26 +1494,40 @@
         <w:spacing w:after="243"/>
         <w:ind w:left="0" w:right="122" w:firstLine="0"/>
         <w:jc w:val="left"/>
-      </w:pPr>
-      <w:r>
+        <w:rPr>
+          <w:color w:val="auto"/>
+        </w:rPr>
+      </w:pPr>
+      <w:r>
+        <w:rPr>
+          <w:color w:val="auto"/>
+        </w:rPr>
         <w:t xml:space="preserve">A cet égard, </w:t>
       </w:r>
       <w:r>
         <w:rPr>
           <w:b/>
+          <w:color w:val="auto"/>
         </w:rPr>
         <w:t xml:space="preserve">les CO-ÉDITEURS </w:t>
       </w:r>
       <w:r>
+        <w:rPr>
+          <w:color w:val="auto"/>
+        </w:rPr>
         <w:t>se garantissent mutuellement contre tous recours pour le cas où l’une des parties aurait omis de reverser, sur le montant des droits qu’elle a perçus, la part des droits qui revient aux Auteurs/Compositeurs de l’</w:t>
       </w:r>
       <w:r>
         <w:rPr>
           <w:b/>
+          <w:color w:val="auto"/>
         </w:rPr>
         <w:t>ŒUVRE</w:t>
       </w:r>
       <w:r>
+        <w:rPr>
+          <w:color w:val="auto"/>
+        </w:rPr>
         <w:t>.</w:t>
       </w:r>
     </w:p>
@@ -1316,8 +1535,14 @@
       <w:pPr>
         <w:pStyle w:val="Titre3"/>
         <w:ind w:left="0" w:firstLine="0"/>
-      </w:pPr>
-      <w:r>
+        <w:rPr>
+          <w:color w:val="auto"/>
+        </w:rPr>
+      </w:pPr>
+      <w:r>
+        <w:rPr>
+          <w:color w:val="auto"/>
+        </w:rPr>
         <w:t>ARTICLE 8 – LICENCES</w:t>
       </w:r>
     </w:p>
@@ -1326,12 +1551,12 @@
         <w:ind w:left="0" w:firstLine="0"/>
         <w:jc w:val="left"/>
         <w:rPr>
-          <w:color w:val="FF0000"/>
-        </w:rPr>
-      </w:pPr>
-      <w:r>
-        <w:rPr>
-          <w:color w:val="FF0000"/>
+          <w:color w:val="auto"/>
+        </w:rPr>
+      </w:pPr>
+      <w:r>
+        <w:rPr>
+          <w:color w:val="auto"/>
         </w:rPr>
         <w:t>{</w:t>
       </w:r>
@@ -1339,7 +1564,7 @@
       <w:proofErr w:type="gramStart"/>
       <w:r>
         <w:rPr>
-          <w:color w:val="FF0000"/>
+          <w:color w:val="auto"/>
         </w:rPr>
         <w:t>licpart</w:t>
       </w:r>
@@ -1347,7 +1572,7 @@
       <w:proofErr w:type="gramEnd"/>
       <w:r>
         <w:rPr>
-          <w:color w:val="FF0000"/>
+          <w:color w:val="auto"/>
         </w:rPr>
         <w:t>}</w:t>
       </w:r>
@@ -1357,26 +1582,40 @@
         <w:spacing w:after="243"/>
         <w:ind w:left="0" w:right="122" w:firstLine="0"/>
         <w:jc w:val="left"/>
-      </w:pPr>
-      <w:r>
+        <w:rPr>
+          <w:color w:val="auto"/>
+        </w:rPr>
+      </w:pPr>
+      <w:r>
+        <w:rPr>
+          <w:color w:val="auto"/>
+        </w:rPr>
         <w:t xml:space="preserve">A cet égard, </w:t>
       </w:r>
       <w:r>
         <w:rPr>
           <w:b/>
+          <w:color w:val="auto"/>
         </w:rPr>
         <w:t xml:space="preserve">les CO-EDITEURS </w:t>
       </w:r>
       <w:r>
+        <w:rPr>
+          <w:color w:val="auto"/>
+        </w:rPr>
         <w:t>se garantissent mutuellement contre tous recours pour le cas où l’une des parties aurait omis de reverser, sur le montant des droits qu’elle a perçus, la part des droits qui revient aux Auteurs/Compositeurs de l’</w:t>
       </w:r>
       <w:r>
         <w:rPr>
           <w:b/>
+          <w:color w:val="auto"/>
         </w:rPr>
         <w:t>ŒUVRE</w:t>
       </w:r>
       <w:r>
+        <w:rPr>
+          <w:color w:val="auto"/>
+        </w:rPr>
         <w:t>.</w:t>
       </w:r>
     </w:p>
@@ -1388,6 +1627,7 @@
         <w:rPr>
           <w:b/>
           <w:bCs/>
+          <w:color w:val="auto"/>
           <w:u w:val="single"/>
         </w:rPr>
       </w:pPr>
@@ -1395,6 +1635,7 @@
         <w:rPr>
           <w:b/>
           <w:bCs/>
+          <w:color w:val="auto"/>
           <w:u w:val="single"/>
         </w:rPr>
         <w:t>ARTICLE 9 – GARANTIE</w:t>
@@ -1405,12 +1646,15 @@
         <w:spacing w:after="0"/>
         <w:ind w:left="0" w:right="122" w:firstLine="0"/>
         <w:jc w:val="left"/>
-      </w:pPr>
-      <w:r>
-        <w:rPr>
-          <w:b/>
-          <w:bCs/>
-          <w:color w:val="FF0000"/>
+        <w:rPr>
+          <w:color w:val="auto"/>
+        </w:rPr>
+      </w:pPr>
+      <w:r>
+        <w:rPr>
+          <w:b/>
+          <w:bCs/>
+          <w:color w:val="auto"/>
         </w:rPr>
         <w:t>[</w:t>
       </w:r>
@@ -1419,7 +1663,7 @@
         <w:rPr>
           <w:b/>
           <w:bCs/>
-          <w:color w:val="FF0000"/>
+          <w:color w:val="auto"/>
         </w:rPr>
         <w:t>Declaration</w:t>
       </w:r>
@@ -1428,21 +1672,13 @@
         <w:rPr>
           <w:b/>
           <w:bCs/>
-          <w:color w:val="FF0000"/>
-        </w:rPr>
-        <w:t>]</w:t>
-      </w:r>
-      <w:r>
-        <w:rPr>
-          <w:b/>
-          <w:bCs/>
-          <w:color w:val="FF0000"/>
-        </w:rPr>
-        <w:t xml:space="preserve"> </w:t>
-      </w:r>
-      <w:r>
-        <w:rPr>
-          <w:color w:val="70AD47" w:themeColor="accent6"/>
+          <w:color w:val="auto"/>
+        </w:rPr>
+        <w:t xml:space="preserve">] </w:t>
+      </w:r>
+      <w:r>
+        <w:rPr>
+          <w:color w:val="auto"/>
         </w:rPr>
         <w:t xml:space="preserve">garantit </w:t>
       </w:r>
@@ -1450,7 +1686,7 @@
         <w:rPr>
           <w:b/>
           <w:bCs/>
-          <w:color w:val="FF0000"/>
+          <w:color w:val="auto"/>
         </w:rPr>
         <w:t>[</w:t>
       </w:r>
@@ -1459,7 +1695,7 @@
         <w:rPr>
           <w:b/>
           <w:bCs/>
-          <w:color w:val="FF0000"/>
+          <w:color w:val="auto"/>
         </w:rPr>
         <w:t>editeurslist</w:t>
       </w:r>
@@ -1468,21 +1704,13 @@
         <w:rPr>
           <w:b/>
           <w:bCs/>
-          <w:color w:val="FF0000"/>
-        </w:rPr>
-        <w:t>]</w:t>
-      </w:r>
-      <w:r>
-        <w:rPr>
-          <w:b/>
-          <w:bCs/>
-          <w:color w:val="FF0000"/>
-        </w:rPr>
-        <w:t xml:space="preserve"> </w:t>
-      </w:r>
-      <w:r>
-        <w:rPr>
-          <w:color w:val="70AD47" w:themeColor="accent6"/>
+          <w:color w:val="auto"/>
+        </w:rPr>
+        <w:t xml:space="preserve">] </w:t>
+      </w:r>
+      <w:r>
+        <w:rPr>
+          <w:color w:val="auto"/>
         </w:rPr>
         <w:t>contre tout recours, revendication, demande ou action de tout ou partie des auteur(s)</w:t>
       </w:r>
@@ -1493,20 +1721,20 @@
         <w:ind w:left="0" w:right="122" w:firstLine="0"/>
         <w:jc w:val="left"/>
         <w:rPr>
-          <w:color w:val="70AD47" w:themeColor="accent6"/>
+          <w:color w:val="auto"/>
         </w:rPr>
       </w:pPr>
       <w:proofErr w:type="gramStart"/>
       <w:r>
         <w:rPr>
-          <w:color w:val="70AD47" w:themeColor="accent6"/>
+          <w:color w:val="auto"/>
         </w:rPr>
         <w:t>et</w:t>
       </w:r>
       <w:proofErr w:type="gramEnd"/>
       <w:r>
         <w:rPr>
-          <w:color w:val="70AD47" w:themeColor="accent6"/>
+          <w:color w:val="auto"/>
         </w:rPr>
         <w:t>/ou compositeur(s), au titre de l’inexécution totale ou partielle de l’obligation de paiement objet de l’article 5.</w:t>
       </w:r>
@@ -1516,12 +1744,15 @@
         <w:spacing w:after="0"/>
         <w:ind w:left="0" w:right="122" w:firstLine="0"/>
         <w:jc w:val="left"/>
-      </w:pPr>
-      <w:r>
-        <w:rPr>
-          <w:b/>
-          <w:bCs/>
-          <w:color w:val="FF0000"/>
+        <w:rPr>
+          <w:color w:val="auto"/>
+        </w:rPr>
+      </w:pPr>
+      <w:r>
+        <w:rPr>
+          <w:b/>
+          <w:bCs/>
+          <w:color w:val="auto"/>
         </w:rPr>
         <w:t>[</w:t>
       </w:r>
@@ -1531,7 +1762,7 @@
         <w:rPr>
           <w:b/>
           <w:bCs/>
-          <w:color w:val="FF0000"/>
+          <w:color w:val="auto"/>
         </w:rPr>
         <w:t>editeurslist</w:t>
       </w:r>
@@ -1541,21 +1772,13 @@
         <w:rPr>
           <w:b/>
           <w:bCs/>
-          <w:color w:val="FF0000"/>
-        </w:rPr>
-        <w:t>]</w:t>
-      </w:r>
-      <w:r>
-        <w:rPr>
-          <w:b/>
-          <w:bCs/>
-          <w:color w:val="FF0000"/>
-        </w:rPr>
-        <w:t xml:space="preserve"> </w:t>
-      </w:r>
-      <w:r>
-        <w:rPr>
-          <w:color w:val="70AD47" w:themeColor="accent6"/>
+          <w:color w:val="auto"/>
+        </w:rPr>
+        <w:t xml:space="preserve">] </w:t>
+      </w:r>
+      <w:r>
+        <w:rPr>
+          <w:color w:val="auto"/>
         </w:rPr>
         <w:t>se garantissent mutuellement contre tout recours, revendication, demande ou action des</w:t>
       </w:r>
@@ -1566,12 +1789,12 @@
         <w:ind w:left="0" w:right="122" w:firstLine="0"/>
         <w:jc w:val="left"/>
         <w:rPr>
-          <w:color w:val="70AD47" w:themeColor="accent6"/>
-        </w:rPr>
-      </w:pPr>
-      <w:r>
-        <w:rPr>
-          <w:color w:val="70AD47" w:themeColor="accent6"/>
+          <w:color w:val="auto"/>
+        </w:rPr>
+      </w:pPr>
+      <w:r>
+        <w:rPr>
+          <w:color w:val="auto"/>
         </w:rPr>
         <w:t>AUTEURS au titre de l’inexécution totale ou partielle d’une ou plusieurs des obligations de paiement objet des articles 7</w:t>
       </w:r>
@@ -1582,20 +1805,20 @@
         <w:ind w:left="0" w:right="122" w:firstLine="0"/>
         <w:jc w:val="left"/>
         <w:rPr>
-          <w:color w:val="70AD47" w:themeColor="accent6"/>
+          <w:color w:val="auto"/>
         </w:rPr>
       </w:pPr>
       <w:proofErr w:type="gramStart"/>
       <w:r>
         <w:rPr>
-          <w:color w:val="70AD47" w:themeColor="accent6"/>
+          <w:color w:val="auto"/>
         </w:rPr>
         <w:t>et</w:t>
       </w:r>
       <w:proofErr w:type="gramEnd"/>
       <w:r>
         <w:rPr>
-          <w:color w:val="70AD47" w:themeColor="accent6"/>
+          <w:color w:val="auto"/>
         </w:rPr>
         <w:t xml:space="preserve"> 8.</w:t>
       </w:r>
@@ -1604,96 +1827,143 @@
       <w:pPr>
         <w:spacing w:after="243"/>
         <w:ind w:left="0" w:right="122" w:firstLine="0"/>
+        <w:rPr>
+          <w:color w:val="auto"/>
+        </w:rPr>
       </w:pPr>
     </w:p>
     <w:p>
       <w:pPr>
         <w:pStyle w:val="Titre3"/>
         <w:ind w:left="0" w:firstLine="0"/>
-      </w:pPr>
-      <w:r>
+        <w:rPr>
+          <w:color w:val="auto"/>
+        </w:rPr>
+      </w:pPr>
+      <w:r>
+        <w:rPr>
+          <w:color w:val="auto"/>
+        </w:rPr>
         <w:t xml:space="preserve">ARTICLE </w:t>
       </w:r>
       <w:r>
+        <w:rPr>
+          <w:color w:val="auto"/>
+        </w:rPr>
         <w:t>10</w:t>
       </w:r>
       <w:r>
+        <w:rPr>
+          <w:color w:val="auto"/>
+        </w:rPr>
         <w:t xml:space="preserve"> – COMPTES ET REGLEMENTS</w:t>
       </w:r>
     </w:p>
     <w:p>
       <w:pPr>
         <w:ind w:left="0" w:right="27" w:firstLine="0"/>
-      </w:pPr>
-      <w:r>
+        <w:rPr>
+          <w:color w:val="auto"/>
+        </w:rPr>
+      </w:pPr>
+      <w:r>
+        <w:rPr>
+          <w:color w:val="auto"/>
+        </w:rPr>
         <w:t xml:space="preserve">Les comptes seront arrêtés le 30 juin et le 31 décembre de chaque année. </w:t>
       </w:r>
     </w:p>
     <w:p>
       <w:pPr>
         <w:ind w:left="0" w:right="27" w:firstLine="0"/>
-      </w:pPr>
-      <w:r>
+        <w:rPr>
+          <w:color w:val="auto"/>
+        </w:rPr>
+      </w:pPr>
+      <w:r>
+        <w:rPr>
+          <w:color w:val="auto"/>
+        </w:rPr>
         <w:t>Les décomptes correspondants seront adressés dans les trois mois suivant ces dates, la partie débitrice devant</w:t>
       </w:r>
       <w:r>
         <w:rPr>
           <w:b/>
+          <w:color w:val="auto"/>
         </w:rPr>
         <w:t xml:space="preserve"> </w:t>
       </w:r>
       <w:r>
+        <w:rPr>
+          <w:color w:val="auto"/>
+        </w:rPr>
         <w:t>régler la partie créditrice à réception de la facture correspondante, par virement bancaire, chaque Partie</w:t>
       </w:r>
       <w:r>
         <w:rPr>
           <w:b/>
+          <w:color w:val="auto"/>
         </w:rPr>
         <w:t xml:space="preserve"> </w:t>
       </w:r>
       <w:r>
+        <w:rPr>
+          <w:color w:val="auto"/>
+        </w:rPr>
         <w:t>s’engageant à communiquer à l’autre ses coordonnées bancaires (RIB) et à lui signaler sans délai tout</w:t>
       </w:r>
       <w:r>
         <w:rPr>
           <w:b/>
+          <w:color w:val="auto"/>
         </w:rPr>
         <w:t xml:space="preserve"> </w:t>
       </w:r>
       <w:r>
+        <w:rPr>
+          <w:color w:val="auto"/>
+        </w:rPr>
         <w:t>changement desdites coordonnées.</w:t>
       </w:r>
     </w:p>
     <w:p>
       <w:pPr>
         <w:ind w:left="0" w:right="27" w:firstLine="0"/>
-      </w:pPr>
-      <w:r>
+        <w:rPr>
+          <w:color w:val="auto"/>
+        </w:rPr>
+      </w:pPr>
+      <w:r>
+        <w:rPr>
+          <w:color w:val="auto"/>
+        </w:rPr>
         <w:t>L’envoi des décomptes se fera soit par courrier postal à l’adresse indiquée en en-tête du présent contrat soit par</w:t>
       </w:r>
       <w:r>
         <w:rPr>
           <w:b/>
+          <w:color w:val="auto"/>
         </w:rPr>
         <w:t xml:space="preserve"> </w:t>
       </w:r>
       <w:r>
+        <w:rPr>
+          <w:color w:val="auto"/>
+        </w:rPr>
         <w:t>un moyen électronique de communication (courrier électronique ou mise à disposition sur un portail dédié aux fins</w:t>
       </w:r>
       <w:r>
         <w:rPr>
           <w:b/>
+          <w:color w:val="auto"/>
         </w:rPr>
         <w:t xml:space="preserve"> </w:t>
       </w:r>
       <w:r>
-        <w:t>de téléchargement ou tout moyen similair</w:t>
-      </w:r>
-      <w:r>
-        <w:rPr>
-          <w:color w:val="auto"/>
-        </w:rPr>
-        <w:t>e).</w:t>
+        <w:rPr>
+          <w:color w:val="auto"/>
+        </w:rPr>
+        <w:t>de téléchargement ou tout moyen similaire).</w:t>
       </w:r>
       <w:r>
         <w:rPr>
@@ -1707,7 +1977,7 @@
         <w:rPr>
           <w:b/>
           <w:bCs/>
-          <w:color w:val="FF0000"/>
+          <w:color w:val="auto"/>
         </w:rPr>
         <w:t>[</w:t>
       </w:r>
@@ -1717,7 +1987,7 @@
         <w:rPr>
           <w:b/>
           <w:bCs/>
-          <w:color w:val="FF0000"/>
+          <w:color w:val="auto"/>
         </w:rPr>
         <w:t>editnoformat</w:t>
       </w:r>
@@ -1727,7 +1997,7 @@
         <w:rPr>
           <w:b/>
           <w:bCs/>
-          <w:color w:val="FF0000"/>
+          <w:color w:val="auto"/>
         </w:rPr>
         <w:t>]</w:t>
       </w:r>
@@ -1735,17 +2005,20 @@
         <w:rPr>
           <w:b/>
           <w:bCs/>
-          <w:color w:val="FF0000"/>
+          <w:color w:val="auto"/>
         </w:rPr>
         <w:t xml:space="preserve"> </w:t>
       </w:r>
       <w:r>
+        <w:rPr>
+          <w:color w:val="auto"/>
+        </w:rPr>
         <w:t xml:space="preserve">communiqueront leur adresse de courrier électronique à </w:t>
       </w:r>
       <w:r>
         <w:rPr>
           <w:b/>
-          <w:color w:val="FF0000"/>
+          <w:color w:val="auto"/>
         </w:rPr>
         <w:t>[</w:t>
       </w:r>
@@ -1753,50 +2026,63 @@
       <w:r>
         <w:rPr>
           <w:b/>
-          <w:color w:val="FF0000"/>
+          <w:color w:val="auto"/>
         </w:rPr>
         <w:t>Format</w:t>
       </w:r>
       <w:r>
         <w:rPr>
           <w:b/>
-          <w:color w:val="FF0000"/>
+          <w:color w:val="auto"/>
         </w:rPr>
         <w:t xml:space="preserve">] </w:t>
       </w:r>
       <w:r>
         <w:rPr>
           <w:b/>
-          <w:color w:val="FF0000"/>
+          <w:color w:val="auto"/>
         </w:rPr>
         <w:t xml:space="preserve"> </w:t>
       </w:r>
       <w:r>
+        <w:rPr>
+          <w:color w:val="auto"/>
+        </w:rPr>
         <w:t>avant</w:t>
       </w:r>
       <w:proofErr w:type="gramEnd"/>
       <w:r>
+        <w:rPr>
+          <w:color w:val="auto"/>
+        </w:rPr>
         <w:t xml:space="preserve"> la</w:t>
       </w:r>
       <w:r>
         <w:rPr>
           <w:b/>
+          <w:color w:val="auto"/>
         </w:rPr>
         <w:t xml:space="preserve"> </w:t>
       </w:r>
       <w:r>
+        <w:rPr>
+          <w:color w:val="auto"/>
+        </w:rPr>
         <w:t>première échéance de reddition des comptes.</w:t>
       </w:r>
     </w:p>
     <w:p>
       <w:pPr>
         <w:ind w:left="0" w:right="27" w:firstLine="0"/>
-      </w:pPr>
-      <w:r>
-        <w:rPr>
-          <w:b/>
-          <w:bCs/>
-          <w:color w:val="FF0000"/>
+        <w:rPr>
+          <w:color w:val="auto"/>
+        </w:rPr>
+      </w:pPr>
+      <w:r>
+        <w:rPr>
+          <w:b/>
+          <w:bCs/>
+          <w:color w:val="auto"/>
         </w:rPr>
         <w:t>[</w:t>
       </w:r>
@@ -1806,7 +2092,7 @@
         <w:rPr>
           <w:b/>
           <w:bCs/>
-          <w:color w:val="FF0000"/>
+          <w:color w:val="auto"/>
         </w:rPr>
         <w:t>editnoformat</w:t>
       </w:r>
@@ -1816,44 +2102,63 @@
         <w:rPr>
           <w:b/>
           <w:bCs/>
-          <w:color w:val="FF0000"/>
+          <w:color w:val="auto"/>
         </w:rPr>
         <w:t>]</w:t>
       </w:r>
       <w:r>
         <w:rPr>
-          <w:color w:val="FF0000"/>
+          <w:color w:val="auto"/>
         </w:rPr>
         <w:t xml:space="preserve"> </w:t>
       </w:r>
       <w:r>
+        <w:rPr>
+          <w:color w:val="auto"/>
+        </w:rPr>
         <w:t>s’engagent à</w:t>
       </w:r>
       <w:r>
+        <w:rPr>
+          <w:color w:val="auto"/>
+        </w:rPr>
         <w:t xml:space="preserve"> </w:t>
       </w:r>
       <w:r>
+        <w:rPr>
+          <w:color w:val="auto"/>
+        </w:rPr>
         <w:t>informer</w:t>
       </w:r>
       <w:r>
+        <w:rPr>
+          <w:color w:val="auto"/>
+        </w:rPr>
         <w:t xml:space="preserve"> </w:t>
       </w:r>
       <w:r>
+        <w:rPr>
+          <w:color w:val="auto"/>
+        </w:rPr>
         <w:t>par tous moyens de tout changement ultérieur de leurs coordonnées postales ou</w:t>
       </w:r>
       <w:r>
         <w:rPr>
           <w:b/>
+          <w:color w:val="auto"/>
         </w:rPr>
         <w:t xml:space="preserve"> </w:t>
       </w:r>
       <w:r>
+        <w:rPr>
+          <w:color w:val="auto"/>
+        </w:rPr>
         <w:t xml:space="preserve">électroniques, </w:t>
       </w:r>
       <w:r>
         <w:rPr>
           <w:b/>
-          <w:color w:val="FF0000"/>
+          <w:color w:val="auto"/>
         </w:rPr>
         <w:t>[</w:t>
       </w:r>
@@ -1861,77 +2166,104 @@
       <w:r>
         <w:rPr>
           <w:b/>
-          <w:color w:val="FF0000"/>
+          <w:color w:val="auto"/>
         </w:rPr>
         <w:t>Format</w:t>
       </w:r>
       <w:r>
         <w:rPr>
           <w:b/>
-          <w:color w:val="FF0000"/>
+          <w:color w:val="auto"/>
         </w:rPr>
         <w:t xml:space="preserve">] </w:t>
       </w:r>
       <w:r>
         <w:rPr>
           <w:b/>
-          <w:color w:val="FF0000"/>
+          <w:color w:val="auto"/>
         </w:rPr>
         <w:t xml:space="preserve"> </w:t>
       </w:r>
       <w:r>
+        <w:rPr>
+          <w:color w:val="auto"/>
+        </w:rPr>
         <w:t>ne</w:t>
       </w:r>
       <w:proofErr w:type="gramEnd"/>
       <w:r>
+        <w:rPr>
+          <w:color w:val="auto"/>
+        </w:rPr>
         <w:t xml:space="preserve"> pouvant être tenue responsable au cas où les états de comptes seraient adressés à</w:t>
       </w:r>
       <w:r>
         <w:rPr>
           <w:b/>
+          <w:color w:val="auto"/>
         </w:rPr>
         <w:t xml:space="preserve"> </w:t>
       </w:r>
       <w:r>
+        <w:rPr>
+          <w:color w:val="auto"/>
+        </w:rPr>
         <w:t>une adresse obsolète.</w:t>
       </w:r>
     </w:p>
     <w:p>
       <w:pPr>
         <w:ind w:left="0" w:right="27" w:firstLine="0"/>
-      </w:pPr>
-      <w:r>
+        <w:rPr>
+          <w:color w:val="auto"/>
+        </w:rPr>
+      </w:pPr>
+      <w:r>
+        <w:rPr>
+          <w:color w:val="auto"/>
+        </w:rPr>
         <w:lastRenderedPageBreak/>
         <w:t xml:space="preserve">Il est convenu que les paiements seront suspendus tant que le montant des sommes dues sera inférieur à </w:t>
       </w:r>
       <w:r>
         <w:rPr>
           <w:b/>
+          <w:color w:val="auto"/>
         </w:rPr>
         <w:t>7</w:t>
       </w:r>
       <w:r>
+        <w:rPr>
+          <w:color w:val="auto"/>
+        </w:rPr>
         <w:t>0 €</w:t>
       </w:r>
       <w:r>
         <w:rPr>
           <w:b/>
+          <w:color w:val="auto"/>
         </w:rPr>
         <w:t xml:space="preserve"> </w:t>
       </w:r>
       <w:r>
+        <w:rPr>
+          <w:color w:val="auto"/>
+        </w:rPr>
         <w:t>HT.</w:t>
       </w:r>
     </w:p>
     <w:p>
       <w:pPr>
         <w:ind w:left="0" w:right="27" w:firstLine="0"/>
-      </w:pPr>
-      <w:r>
-        <w:rPr>
-          <w:b/>
-          <w:bCs/>
-          <w:color w:val="FF0000"/>
+        <w:rPr>
+          <w:color w:val="auto"/>
+        </w:rPr>
+      </w:pPr>
+      <w:r>
+        <w:rPr>
+          <w:b/>
+          <w:bCs/>
+          <w:color w:val="auto"/>
         </w:rPr>
         <w:t>[</w:t>
       </w:r>
@@ -1941,7 +2273,7 @@
         <w:rPr>
           <w:b/>
           <w:bCs/>
-          <w:color w:val="FF0000"/>
+          <w:color w:val="auto"/>
         </w:rPr>
         <w:t>editnoformat</w:t>
       </w:r>
@@ -1951,115 +2283,146 @@
         <w:rPr>
           <w:b/>
           <w:bCs/>
-          <w:color w:val="FF0000"/>
+          <w:color w:val="auto"/>
         </w:rPr>
         <w:t>]</w:t>
       </w:r>
       <w:r>
         <w:rPr>
-          <w:color w:val="FF0000"/>
+          <w:color w:val="auto"/>
         </w:rPr>
         <w:t xml:space="preserve"> </w:t>
       </w:r>
       <w:r>
+        <w:rPr>
+          <w:color w:val="auto"/>
+        </w:rPr>
         <w:t>auront la</w:t>
       </w:r>
       <w:r>
         <w:rPr>
           <w:b/>
+          <w:color w:val="auto"/>
         </w:rPr>
         <w:t xml:space="preserve"> </w:t>
       </w:r>
       <w:r>
+        <w:rPr>
+          <w:color w:val="auto"/>
+        </w:rPr>
         <w:t>faculté de faire</w:t>
       </w:r>
       <w:r>
         <w:rPr>
           <w:b/>
+          <w:color w:val="auto"/>
         </w:rPr>
         <w:t xml:space="preserve"> </w:t>
       </w:r>
       <w:r>
+        <w:rPr>
+          <w:color w:val="auto"/>
+        </w:rPr>
         <w:t xml:space="preserve">vérifier les comptes établis par </w:t>
       </w:r>
       <w:r>
         <w:rPr>
           <w:b/>
-          <w:color w:val="FF0000"/>
+          <w:color w:val="auto"/>
         </w:rPr>
         <w:t>[</w:t>
       </w:r>
       <w:r>
         <w:rPr>
           <w:b/>
-          <w:color w:val="FF0000"/>
+          <w:color w:val="auto"/>
         </w:rPr>
         <w:t>Format</w:t>
       </w:r>
       <w:r>
         <w:rPr>
           <w:b/>
-          <w:color w:val="FF0000"/>
+          <w:color w:val="auto"/>
         </w:rPr>
         <w:t xml:space="preserve">] </w:t>
       </w:r>
       <w:r>
+        <w:rPr>
+          <w:color w:val="auto"/>
+        </w:rPr>
         <w:t xml:space="preserve">par une personne tenue, </w:t>
       </w:r>
       <w:proofErr w:type="gramStart"/>
       <w:r>
+        <w:rPr>
+          <w:color w:val="auto"/>
+        </w:rPr>
         <w:t>de par</w:t>
       </w:r>
       <w:proofErr w:type="gramEnd"/>
       <w:r>
+        <w:rPr>
+          <w:color w:val="auto"/>
+        </w:rPr>
         <w:t xml:space="preserve"> sa profession, au</w:t>
       </w:r>
       <w:r>
         <w:rPr>
           <w:b/>
+          <w:color w:val="auto"/>
         </w:rPr>
         <w:t xml:space="preserve"> </w:t>
       </w:r>
       <w:r>
+        <w:rPr>
+          <w:color w:val="auto"/>
+        </w:rPr>
         <w:t xml:space="preserve">secret professionnel. Ce contrôle aura lieu au siège social de </w:t>
       </w:r>
       <w:r>
         <w:rPr>
           <w:b/>
-          <w:color w:val="FF0000"/>
+          <w:color w:val="auto"/>
         </w:rPr>
         <w:t>[</w:t>
       </w:r>
       <w:r>
         <w:rPr>
           <w:b/>
-          <w:color w:val="FF0000"/>
+          <w:color w:val="auto"/>
         </w:rPr>
         <w:t>Format</w:t>
       </w:r>
       <w:r>
         <w:rPr>
           <w:b/>
-          <w:color w:val="FF0000"/>
+          <w:color w:val="auto"/>
         </w:rPr>
         <w:t>]</w:t>
       </w:r>
       <w:r>
+        <w:rPr>
+          <w:color w:val="auto"/>
+        </w:rPr>
         <w:t>, à des jours et heures ouvrés, sous</w:t>
       </w:r>
       <w:r>
         <w:rPr>
           <w:b/>
+          <w:color w:val="auto"/>
         </w:rPr>
         <w:t xml:space="preserve"> </w:t>
       </w:r>
       <w:r>
+        <w:rPr>
+          <w:color w:val="auto"/>
+        </w:rPr>
         <w:t xml:space="preserve">réserve de prévenir </w:t>
       </w:r>
       <w:r>
         <w:rPr>
           <w:b/>
-          <w:color w:val="FF0000"/>
+          <w:color w:val="auto"/>
         </w:rPr>
         <w:t>[</w:t>
       </w:r>
@@ -2067,54 +2430,74 @@
       <w:r>
         <w:rPr>
           <w:b/>
-          <w:color w:val="FF0000"/>
+          <w:color w:val="auto"/>
         </w:rPr>
         <w:t>Format</w:t>
       </w:r>
       <w:r>
         <w:rPr>
           <w:b/>
-          <w:color w:val="FF0000"/>
+          <w:color w:val="auto"/>
         </w:rPr>
         <w:t xml:space="preserve">]  </w:t>
       </w:r>
       <w:r>
+        <w:rPr>
+          <w:color w:val="auto"/>
+        </w:rPr>
         <w:t>par</w:t>
       </w:r>
       <w:proofErr w:type="gramEnd"/>
       <w:r>
+        <w:rPr>
+          <w:color w:val="auto"/>
+        </w:rPr>
         <w:t xml:space="preserve"> lettre recommandée avec avis de réception et d’observer un préavis minimum</w:t>
       </w:r>
       <w:r>
         <w:rPr>
           <w:b/>
+          <w:color w:val="auto"/>
         </w:rPr>
         <w:t xml:space="preserve"> </w:t>
       </w:r>
       <w:r>
+        <w:rPr>
+          <w:color w:val="auto"/>
+        </w:rPr>
         <w:t>de 30 (trente) jours.</w:t>
       </w:r>
     </w:p>
     <w:p>
       <w:pPr>
         <w:ind w:left="0" w:right="27" w:firstLine="0"/>
-      </w:pPr>
-      <w:r>
+        <w:rPr>
+          <w:color w:val="auto"/>
+        </w:rPr>
+      </w:pPr>
+      <w:r>
+        <w:rPr>
+          <w:color w:val="auto"/>
+        </w:rPr>
         <w:t>Le contrôleur pourra se faire communiquer tous les documents comptables et tous justificatifs des comptes. Il</w:t>
       </w:r>
       <w:r>
         <w:rPr>
           <w:b/>
+          <w:color w:val="auto"/>
         </w:rPr>
         <w:t xml:space="preserve"> </w:t>
       </w:r>
       <w:r>
+        <w:rPr>
+          <w:color w:val="auto"/>
+        </w:rPr>
         <w:t xml:space="preserve">établira un rapport d’audit et le communiquera à </w:t>
       </w:r>
       <w:r>
         <w:rPr>
           <w:b/>
-          <w:color w:val="FF0000"/>
+          <w:color w:val="auto"/>
         </w:rPr>
         <w:t>[</w:t>
       </w:r>
@@ -2122,69 +2505,89 @@
       <w:r>
         <w:rPr>
           <w:b/>
-          <w:color w:val="FF0000"/>
+          <w:color w:val="auto"/>
         </w:rPr>
         <w:t>Format</w:t>
       </w:r>
       <w:r>
         <w:rPr>
           <w:b/>
-          <w:color w:val="FF0000"/>
+          <w:color w:val="auto"/>
         </w:rPr>
         <w:t>]</w:t>
       </w:r>
       <w:r>
         <w:rPr>
           <w:b/>
-          <w:color w:val="FF0000"/>
+          <w:color w:val="auto"/>
         </w:rPr>
         <w:t xml:space="preserve"> </w:t>
       </w:r>
       <w:r>
         <w:rPr>
           <w:b/>
-          <w:color w:val="FF0000"/>
+          <w:color w:val="auto"/>
         </w:rPr>
         <w:t xml:space="preserve"> </w:t>
       </w:r>
       <w:r>
+        <w:rPr>
+          <w:color w:val="auto"/>
+        </w:rPr>
         <w:t>dans</w:t>
       </w:r>
       <w:proofErr w:type="gramEnd"/>
       <w:r>
+        <w:rPr>
+          <w:color w:val="auto"/>
+        </w:rPr>
         <w:t xml:space="preserve"> le mois suivant la prise de connaissance des</w:t>
       </w:r>
       <w:r>
         <w:rPr>
           <w:b/>
+          <w:color w:val="auto"/>
         </w:rPr>
         <w:t xml:space="preserve"> </w:t>
       </w:r>
       <w:r>
+        <w:rPr>
+          <w:color w:val="auto"/>
+        </w:rPr>
         <w:t>documents comptables précités, afin que ce dernier puisse faire toutes observations utiles.</w:t>
       </w:r>
     </w:p>
     <w:p>
       <w:pPr>
         <w:ind w:left="0" w:right="27" w:firstLine="0"/>
-      </w:pPr>
-      <w:r>
+        <w:rPr>
+          <w:color w:val="auto"/>
+        </w:rPr>
+      </w:pPr>
+      <w:r>
+        <w:rPr>
+          <w:color w:val="auto"/>
+        </w:rPr>
         <w:t>Dans l’hypothèse où à l’issue de cet audit contradictoire un écart serait constaté au détriment de, la somme</w:t>
       </w:r>
       <w:r>
         <w:rPr>
           <w:b/>
+          <w:color w:val="auto"/>
         </w:rPr>
         <w:t xml:space="preserve"> </w:t>
       </w:r>
       <w:r>
+        <w:rPr>
+          <w:color w:val="auto"/>
+        </w:rPr>
         <w:t>reconnue comme étant due à</w:t>
       </w:r>
       <w:r>
         <w:rPr>
           <w:b/>
           <w:bCs/>
-          <w:color w:val="FF0000"/>
+          <w:color w:val="auto"/>
         </w:rPr>
         <w:t xml:space="preserve"> </w:t>
       </w:r>
@@ -2192,7 +2595,7 @@
         <w:rPr>
           <w:b/>
           <w:bCs/>
-          <w:color w:val="FF0000"/>
+          <w:color w:val="auto"/>
         </w:rPr>
         <w:t>[</w:t>
       </w:r>
@@ -2202,7 +2605,7 @@
         <w:rPr>
           <w:b/>
           <w:bCs/>
-          <w:color w:val="FF0000"/>
+          <w:color w:val="auto"/>
         </w:rPr>
         <w:t>editnoformatoua</w:t>
       </w:r>
@@ -2211,7 +2614,7 @@
         <w:rPr>
           <w:b/>
           <w:bCs/>
-          <w:color w:val="FF0000"/>
+          <w:color w:val="auto"/>
         </w:rPr>
         <w:t>]</w:t>
       </w:r>
@@ -2219,7 +2622,7 @@
         <w:rPr>
           <w:b/>
           <w:bCs/>
-          <w:color w:val="FF0000"/>
+          <w:color w:val="auto"/>
         </w:rPr>
         <w:t xml:space="preserve"> </w:t>
       </w:r>
@@ -2227,15 +2630,21 @@
         <w:rPr>
           <w:b/>
           <w:bCs/>
-          <w:color w:val="FF0000"/>
+          <w:color w:val="auto"/>
         </w:rPr>
         <w:t xml:space="preserve"> </w:t>
       </w:r>
       <w:r>
+        <w:rPr>
+          <w:color w:val="auto"/>
+        </w:rPr>
         <w:t>sera</w:t>
       </w:r>
       <w:proofErr w:type="gramEnd"/>
       <w:r>
+        <w:rPr>
+          <w:color w:val="auto"/>
+        </w:rPr>
         <w:t xml:space="preserve"> immédiatement portée au crédit de son compte.</w:t>
       </w:r>
     </w:p>
@@ -2244,9 +2653,13 @@
         <w:ind w:left="0" w:right="27" w:firstLine="0"/>
         <w:rPr>
           <w:b/>
-        </w:rPr>
-      </w:pPr>
-      <w:r>
+          <w:color w:val="auto"/>
+        </w:rPr>
+      </w:pPr>
+      <w:r>
+        <w:rPr>
+          <w:color w:val="auto"/>
+        </w:rPr>
         <w:t>Les comptes, objet d’un contrôle, ne pourront plus ni être contrôlés, ni être contestés.</w:t>
       </w:r>
     </w:p>
@@ -2254,21 +2667,34 @@
       <w:pPr>
         <w:pStyle w:val="Titre3"/>
         <w:ind w:left="0" w:firstLine="0"/>
+        <w:rPr>
+          <w:color w:val="auto"/>
+        </w:rPr>
       </w:pPr>
       <w:r>
         <w:rPr>
           <w:b w:val="0"/>
+          <w:color w:val="auto"/>
           <w:u w:val="none"/>
         </w:rPr>
         <w:t xml:space="preserve"> </w:t>
       </w:r>
       <w:r>
+        <w:rPr>
+          <w:color w:val="auto"/>
+        </w:rPr>
         <w:t>ARTICLE 1</w:t>
       </w:r>
       <w:r>
+        <w:rPr>
+          <w:color w:val="auto"/>
+        </w:rPr>
         <w:t>1</w:t>
       </w:r>
       <w:r>
+        <w:rPr>
+          <w:color w:val="auto"/>
+        </w:rPr>
         <w:t xml:space="preserve"> – TRANSMISSION DE LA PART ÉDITORIALE</w:t>
       </w:r>
     </w:p>
@@ -2276,15 +2702,21 @@
       <w:pPr>
         <w:spacing w:after="224"/>
         <w:ind w:left="0" w:right="124" w:firstLine="0"/>
-      </w:pPr>
-      <w:r>
+        <w:rPr>
+          <w:color w:val="auto"/>
+        </w:rPr>
+      </w:pPr>
+      <w:r>
+        <w:rPr>
+          <w:color w:val="auto"/>
+        </w:rPr>
         <w:t xml:space="preserve">En aucun cas </w:t>
       </w:r>
       <w:r>
         <w:rPr>
           <w:b/>
           <w:bCs/>
-          <w:color w:val="FF0000"/>
+          <w:color w:val="auto"/>
         </w:rPr>
         <w:t>[</w:t>
       </w:r>
@@ -2293,7 +2725,7 @@
         <w:rPr>
           <w:b/>
           <w:bCs/>
-          <w:color w:val="FF0000"/>
+          <w:color w:val="auto"/>
         </w:rPr>
         <w:t>editeurslistou</w:t>
       </w:r>
@@ -2302,7 +2734,7 @@
         <w:rPr>
           <w:b/>
           <w:bCs/>
-          <w:color w:val="FF0000"/>
+          <w:color w:val="auto"/>
         </w:rPr>
         <w:t>]</w:t>
       </w:r>
@@ -2310,26 +2742,27 @@
         <w:rPr>
           <w:b/>
           <w:bCs/>
-          <w:color w:val="FF0000"/>
+          <w:color w:val="auto"/>
         </w:rPr>
         <w:t>,</w:t>
       </w:r>
       <w:r>
         <w:rPr>
-          <w:color w:val="FF0000"/>
-        </w:rPr>
-        <w:t xml:space="preserve"> </w:t>
-      </w:r>
-      <w:r>
-        <w:t>ne pourront céder la part de l’</w:t>
-      </w:r>
-      <w:r>
-        <w:rPr>
-          <w:b/>
+          <w:color w:val="auto"/>
+        </w:rPr>
+        <w:t xml:space="preserve"> ne pourront céder la part de l’</w:t>
+      </w:r>
+      <w:r>
+        <w:rPr>
+          <w:b/>
+          <w:color w:val="auto"/>
         </w:rPr>
         <w:t xml:space="preserve">ŒUVRE </w:t>
       </w:r>
       <w:r>
+        <w:rPr>
+          <w:color w:val="auto"/>
+        </w:rPr>
         <w:t>qui leur revient à une tierce personne sans en aviser préalablement l’autre partie, lui donnant obligatoirement priorité pour le rachat, à conditions égales, conformément aux dispositions de l’article 1873-12 du Code civil, sauf en cas de cession globale de fonds de commerce.</w:t>
       </w:r>
     </w:p>
@@ -2337,14 +2770,26 @@
       <w:pPr>
         <w:pStyle w:val="Titre3"/>
         <w:ind w:left="0" w:firstLine="0"/>
-      </w:pPr>
-      <w:r>
+        <w:rPr>
+          <w:color w:val="auto"/>
+        </w:rPr>
+      </w:pPr>
+      <w:r>
+        <w:rPr>
+          <w:color w:val="auto"/>
+        </w:rPr>
         <w:t>ARTICLE 1</w:t>
       </w:r>
       <w:r>
+        <w:rPr>
+          <w:color w:val="auto"/>
+        </w:rPr>
         <w:t>2</w:t>
       </w:r>
       <w:r>
+        <w:rPr>
+          <w:color w:val="auto"/>
+        </w:rPr>
         <w:t xml:space="preserve"> – MODIFICATION DE LA PERSONNALITÉ MORALE</w:t>
       </w:r>
     </w:p>
@@ -2352,27 +2797,27 @@
       <w:pPr>
         <w:spacing w:after="249"/>
         <w:ind w:left="0" w:right="121" w:firstLine="0"/>
-      </w:pPr>
-      <w:r>
-        <w:t xml:space="preserve">Le présent contrat continuera à produire ses effets nonobstant d’éventuelles modifications susceptibles d’intervenir au cours de son exécution dans la forme juridique et/ou la personnalité morale </w:t>
-      </w:r>
-      <w:r>
-        <w:rPr>
-          <w:color w:val="FF0000"/>
-        </w:rPr>
-        <w:t>de</w:t>
-      </w:r>
-      <w:r>
-        <w:rPr>
-          <w:b/>
-          <w:color w:val="FF0000"/>
+        <w:rPr>
+          <w:color w:val="auto"/>
+        </w:rPr>
+      </w:pPr>
+      <w:r>
+        <w:rPr>
+          <w:color w:val="auto"/>
+        </w:rPr>
+        <w:t>Le présent contrat continuera à produire ses effets nonobstant d’éventuelles modifications susceptibles d’intervenir au cours de son exécution dans la forme juridique et/ou la personnalité morale de</w:t>
+      </w:r>
+      <w:r>
+        <w:rPr>
+          <w:b/>
+          <w:color w:val="auto"/>
         </w:rPr>
         <w:t xml:space="preserve"> </w:t>
       </w:r>
       <w:r>
         <w:rPr>
           <w:b/>
-          <w:color w:val="FF0000"/>
+          <w:color w:val="auto"/>
         </w:rPr>
         <w:t>[</w:t>
       </w:r>
@@ -2380,7 +2825,7 @@
       <w:r>
         <w:rPr>
           <w:b/>
-          <w:color w:val="FF0000"/>
+          <w:color w:val="auto"/>
         </w:rPr>
         <w:t>editeurslistou</w:t>
       </w:r>
@@ -2389,21 +2834,21 @@
       <w:r>
         <w:rPr>
           <w:b/>
-          <w:color w:val="FF0000"/>
+          <w:color w:val="auto"/>
         </w:rPr>
         <w:t>]</w:t>
       </w:r>
       <w:r>
         <w:rPr>
           <w:b/>
-          <w:color w:val="FF0000"/>
+          <w:color w:val="auto"/>
         </w:rPr>
         <w:t xml:space="preserve"> </w:t>
       </w:r>
       <w:r>
         <w:rPr>
           <w:b/>
-          <w:color w:val="FF0000"/>
+          <w:color w:val="auto"/>
         </w:rPr>
         <w:t>.</w:t>
       </w:r>
@@ -2411,7 +2856,7 @@
       <w:r>
         <w:rPr>
           <w:b/>
-          <w:color w:val="FF0000"/>
+          <w:color w:val="auto"/>
         </w:rPr>
         <w:t xml:space="preserve"> </w:t>
       </w:r>
@@ -2419,45 +2864,42 @@
         <w:rPr>
           <w:color w:val="auto"/>
         </w:rPr>
-        <w:t>Ainsi, et notamment en cas d’absorption ou de fusion, la personne morale qui pourra se trouver aux droits de</w:t>
-      </w:r>
-      <w:r>
-        <w:rPr>
-          <w:color w:val="FF0000"/>
+        <w:t xml:space="preserve">Ainsi, et notamment en cas d’absorption ou de fusion, la personne morale qui pourra se trouver aux droits de </w:t>
+      </w:r>
+      <w:r>
+        <w:rPr>
+          <w:b/>
+          <w:color w:val="auto"/>
+        </w:rPr>
+        <w:t>[</w:t>
+      </w:r>
+      <w:proofErr w:type="spellStart"/>
+      <w:r>
+        <w:rPr>
+          <w:b/>
+          <w:color w:val="auto"/>
+        </w:rPr>
+        <w:t>editeurslistoude</w:t>
+      </w:r>
+      <w:proofErr w:type="spellEnd"/>
+      <w:r>
+        <w:rPr>
+          <w:b/>
+          <w:color w:val="auto"/>
+        </w:rPr>
+        <w:t>]</w:t>
+      </w:r>
+      <w:r>
+        <w:rPr>
+          <w:b/>
+          <w:color w:val="auto"/>
         </w:rPr>
         <w:t xml:space="preserve"> </w:t>
       </w:r>
       <w:r>
         <w:rPr>
-          <w:b/>
-          <w:color w:val="FF0000"/>
-        </w:rPr>
-        <w:t>[</w:t>
-      </w:r>
-      <w:proofErr w:type="spellStart"/>
-      <w:r>
-        <w:rPr>
-          <w:b/>
-          <w:color w:val="FF0000"/>
-        </w:rPr>
-        <w:t>editeurslistoude</w:t>
-      </w:r>
-      <w:proofErr w:type="spellEnd"/>
-      <w:r>
-        <w:rPr>
-          <w:b/>
-          <w:color w:val="FF0000"/>
-        </w:rPr>
-        <w:t>]</w:t>
-      </w:r>
-      <w:r>
-        <w:rPr>
-          <w:b/>
-          <w:color w:val="FF0000"/>
-        </w:rPr>
-        <w:t xml:space="preserve"> </w:t>
-      </w:r>
-      <w:r>
+          <w:color w:val="auto"/>
+        </w:rPr>
         <w:t>sera substituée aux bénéfices et charges résultant des présentes et sera, en conséquence, garante de son exécution pour la période restant à courir.</w:t>
       </w:r>
     </w:p>
@@ -2465,14 +2907,26 @@
       <w:pPr>
         <w:pStyle w:val="Titre3"/>
         <w:ind w:left="0" w:firstLine="0"/>
-      </w:pPr>
-      <w:r>
+        <w:rPr>
+          <w:color w:val="auto"/>
+        </w:rPr>
+      </w:pPr>
+      <w:r>
+        <w:rPr>
+          <w:color w:val="auto"/>
+        </w:rPr>
         <w:t xml:space="preserve">ARTICLE </w:t>
       </w:r>
       <w:r>
+        <w:rPr>
+          <w:color w:val="auto"/>
+        </w:rPr>
         <w:t xml:space="preserve">13 </w:t>
       </w:r>
       <w:r>
+        <w:rPr>
+          <w:color w:val="auto"/>
+        </w:rPr>
         <w:t>– TRAITEMENT DES DONNEES PERSONNELLES</w:t>
       </w:r>
     </w:p>
@@ -2480,17 +2934,27 @@
       <w:pPr>
         <w:spacing w:after="348" w:line="240" w:lineRule="auto"/>
         <w:ind w:left="0" w:right="27" w:firstLine="0"/>
-      </w:pPr>
-      <w:r>
+        <w:rPr>
+          <w:color w:val="auto"/>
+        </w:rPr>
+      </w:pPr>
+      <w:r>
+        <w:rPr>
+          <w:color w:val="auto"/>
+        </w:rPr>
         <w:t xml:space="preserve">A l’occasion de l’exécution du présent contrat, </w:t>
       </w:r>
       <w:r>
         <w:rPr>
           <w:b/>
+          <w:color w:val="auto"/>
         </w:rPr>
         <w:t xml:space="preserve">LES PARTIES </w:t>
       </w:r>
       <w:r>
+        <w:rPr>
+          <w:color w:val="auto"/>
+        </w:rPr>
         <w:t>pourront être amenées à effectuer les opérations de traitement suivantes :</w:t>
       </w:r>
     </w:p>
@@ -2498,15 +2962,22 @@
       <w:pPr>
         <w:spacing w:after="348"/>
         <w:ind w:left="0" w:right="27" w:firstLine="0"/>
-      </w:pPr>
-      <w:r>
-        <w:rPr>
+        <w:rPr>
+          <w:color w:val="auto"/>
+        </w:rPr>
+      </w:pPr>
+      <w:r>
+        <w:rPr>
+          <w:color w:val="auto"/>
           <w:sz w:val="24"/>
           <w:szCs w:val="24"/>
         </w:rPr>
         <w:t xml:space="preserve">○ </w:t>
       </w:r>
       <w:r>
+        <w:rPr>
+          <w:color w:val="auto"/>
+        </w:rPr>
         <w:t>Traitement des données à caractère personnel de(s)l’/les auteur(s) et/ou compositeur(s) ainsi que de ses(leurs) ayants droit ; et</w:t>
       </w:r>
     </w:p>
@@ -2514,15 +2985,22 @@
       <w:pPr>
         <w:spacing w:after="242"/>
         <w:ind w:left="0" w:right="27" w:firstLine="0"/>
-      </w:pPr>
-      <w:r>
-        <w:rPr>
+        <w:rPr>
+          <w:color w:val="auto"/>
+        </w:rPr>
+      </w:pPr>
+      <w:r>
+        <w:rPr>
+          <w:color w:val="auto"/>
           <w:sz w:val="24"/>
           <w:szCs w:val="24"/>
         </w:rPr>
         <w:t xml:space="preserve">○ </w:t>
       </w:r>
       <w:r>
+        <w:rPr>
+          <w:color w:val="auto"/>
+        </w:rPr>
         <w:t>Traitement des données à caractère personnel des employés, agents et représentants de l’autre Partie, dans le cadre de la gestion du présent contrat.</w:t>
       </w:r>
     </w:p>
@@ -2530,8 +3008,14 @@
       <w:pPr>
         <w:spacing w:after="246"/>
         <w:ind w:left="0" w:right="125" w:firstLine="0"/>
-      </w:pPr>
-      <w:r>
+        <w:rPr>
+          <w:color w:val="auto"/>
+        </w:rPr>
+      </w:pPr>
+      <w:r>
+        <w:rPr>
+          <w:color w:val="auto"/>
+        </w:rPr>
         <w:t>Chaque Partie effectuera ces opérations de traitement en tant que responsable de traitement indépendant, agissant pour son propre compte, pour des finalités et selon des moyens qui lui sont propres. Ainsi, chaque Partie demeurera seule responsable des traitements qu’elle met en œuvre et du respect des obligations légales qui lui incombent à ce titre. En particulier, aucune clause du présent contrat ne pourra être interprétée comme créant une responsabilité conjointe des Parties au sens de toute réglementation applicable, notamment du Règlement (UE) 2016/679.</w:t>
       </w:r>
     </w:p>
@@ -2539,8 +3023,14 @@
       <w:pPr>
         <w:spacing w:after="249"/>
         <w:ind w:left="0" w:right="121" w:firstLine="0"/>
-      </w:pPr>
-      <w:r>
+        <w:rPr>
+          <w:color w:val="auto"/>
+        </w:rPr>
+      </w:pPr>
+      <w:r>
+        <w:rPr>
+          <w:color w:val="auto"/>
+        </w:rPr>
         <w:t>Dans ce contexte, chaque Partie déclare être en conformité avec la réglementation relative à la protection des données à caractère personnel et notamment le Règlement (UE) 2016/679 ou toute autre réglementation applicable concernant les données et informations traitées pour l’exécution du présent contrat.</w:t>
       </w:r>
     </w:p>
@@ -2548,14 +3038,26 @@
       <w:pPr>
         <w:pStyle w:val="Titre3"/>
         <w:ind w:left="0" w:firstLine="0"/>
-      </w:pPr>
-      <w:r>
+        <w:rPr>
+          <w:color w:val="auto"/>
+        </w:rPr>
+      </w:pPr>
+      <w:r>
+        <w:rPr>
+          <w:color w:val="auto"/>
+        </w:rPr>
         <w:t>ARTICLE 1</w:t>
       </w:r>
       <w:r>
+        <w:rPr>
+          <w:color w:val="auto"/>
+        </w:rPr>
         <w:t>4</w:t>
       </w:r>
       <w:r>
+        <w:rPr>
+          <w:color w:val="auto"/>
+        </w:rPr>
         <w:t xml:space="preserve"> – LOI APPLICABLE – JURIDICTION</w:t>
       </w:r>
     </w:p>
@@ -2563,8 +3065,14 @@
       <w:pPr>
         <w:spacing w:after="251"/>
         <w:ind w:left="0" w:right="120" w:firstLine="0"/>
-      </w:pPr>
-      <w:r>
+        <w:rPr>
+          <w:color w:val="auto"/>
+        </w:rPr>
+      </w:pPr>
+      <w:r>
+        <w:rPr>
+          <w:color w:val="auto"/>
+        </w:rPr>
         <w:t xml:space="preserve">Le présent contrat est soumis à la loi française, sans recours aux règles internationales de conflit de lois. Les contestations ou réclamations pouvant survenir à l’occasion de l’exécution, de l’application ou de l’interprétation de la présente convention seront soumises aux tribunaux compétents de Paris. </w:t>
       </w:r>
     </w:p>
@@ -2572,15 +3080,27 @@
       <w:pPr>
         <w:pStyle w:val="Titre3"/>
         <w:ind w:left="0" w:firstLine="0"/>
-      </w:pPr>
-      <w:r>
+        <w:rPr>
+          <w:color w:val="auto"/>
+        </w:rPr>
+      </w:pPr>
+      <w:r>
+        <w:rPr>
+          <w:color w:val="auto"/>
+        </w:rPr>
         <w:lastRenderedPageBreak/>
         <w:t>ARTICLE 1</w:t>
       </w:r>
       <w:r>
+        <w:rPr>
+          <w:color w:val="auto"/>
+        </w:rPr>
         <w:t>5</w:t>
       </w:r>
       <w:r>
+        <w:rPr>
+          <w:color w:val="auto"/>
+        </w:rPr>
         <w:t xml:space="preserve"> – ELECTION DE DOMICILE</w:t>
       </w:r>
     </w:p>
@@ -2588,12 +3108,15 @@
       <w:pPr>
         <w:spacing w:after="252"/>
         <w:ind w:left="0" w:right="27" w:firstLine="0"/>
-      </w:pPr>
-      <w:r>
-        <w:rPr>
-          <w:b/>
-          <w:bCs/>
-          <w:color w:val="FF0000"/>
+        <w:rPr>
+          <w:color w:val="auto"/>
+        </w:rPr>
+      </w:pPr>
+      <w:r>
+        <w:rPr>
+          <w:b/>
+          <w:bCs/>
+          <w:color w:val="auto"/>
         </w:rPr>
         <w:t>[</w:t>
       </w:r>
@@ -2603,7 +3126,7 @@
         <w:rPr>
           <w:b/>
           <w:bCs/>
-          <w:color w:val="FF0000"/>
+          <w:color w:val="auto"/>
         </w:rPr>
         <w:t>editeurslist</w:t>
       </w:r>
@@ -2613,17 +3136,20 @@
         <w:rPr>
           <w:b/>
           <w:bCs/>
-          <w:color w:val="FF0000"/>
+          <w:color w:val="auto"/>
         </w:rPr>
         <w:t>]</w:t>
       </w:r>
       <w:r>
         <w:rPr>
-          <w:color w:val="FF0000"/>
+          <w:color w:val="auto"/>
         </w:rPr>
         <w:t xml:space="preserve"> </w:t>
       </w:r>
       <w:r>
+        <w:rPr>
+          <w:color w:val="auto"/>
+        </w:rPr>
         <w:t>élisent domicile à l’adresse figurant en tête des présentes et s’engagent à se signaler mutuellement toute modification de leurs coordonnées dans le mois suivant ladite modification.</w:t>
       </w:r>
     </w:p>
@@ -2631,14 +3157,26 @@
       <w:pPr>
         <w:pStyle w:val="Titre3"/>
         <w:ind w:left="0" w:firstLine="0"/>
-      </w:pPr>
-      <w:r>
+        <w:rPr>
+          <w:color w:val="auto"/>
+        </w:rPr>
+      </w:pPr>
+      <w:r>
+        <w:rPr>
+          <w:color w:val="auto"/>
+        </w:rPr>
         <w:t>ARTICLE 1</w:t>
       </w:r>
       <w:r>
+        <w:rPr>
+          <w:color w:val="auto"/>
+        </w:rPr>
         <w:t>6</w:t>
       </w:r>
       <w:r>
+        <w:rPr>
+          <w:color w:val="auto"/>
+        </w:rPr>
         <w:t xml:space="preserve"> – SIGNATURE ELECTRONIQUE</w:t>
       </w:r>
     </w:p>
@@ -2646,32 +3184,47 @@
       <w:pPr>
         <w:spacing w:after="245"/>
         <w:ind w:left="0" w:right="120" w:firstLine="0"/>
-      </w:pPr>
-      <w:r>
-        <w:rPr>
-          <w:b/>
+        <w:rPr>
+          <w:color w:val="auto"/>
+        </w:rPr>
+      </w:pPr>
+      <w:r>
+        <w:rPr>
+          <w:b/>
+          <w:color w:val="auto"/>
         </w:rPr>
         <w:t xml:space="preserve">LES PARTIES </w:t>
       </w:r>
       <w:r>
+        <w:rPr>
+          <w:color w:val="auto"/>
+        </w:rPr>
         <w:t xml:space="preserve">reconnaissent et acceptent que le présent contrat puisse être signé électroniquement via un prestataire de services de confiance et admettent la force probante des documents ainsi signés de manière dématérialisée, au même titre qu’un écrit signé sur support papier. A cet égard, il est spécifié que </w:t>
       </w:r>
       <w:r>
         <w:rPr>
           <w:b/>
+          <w:color w:val="auto"/>
         </w:rPr>
         <w:t xml:space="preserve">LES PARTIES </w:t>
       </w:r>
       <w:r>
+        <w:rPr>
+          <w:color w:val="auto"/>
+        </w:rPr>
         <w:t xml:space="preserve">ne peuvent accéder au service de contractualisation en ligne qu’à partir d’un lien qui leur est transmis par courrier électronique et ils sont authentifiés sur la base de leur adresse de courrier électronique (« e-mail ») telle que mentionnée en entête des présentes. </w:t>
       </w:r>
       <w:r>
         <w:rPr>
           <w:b/>
+          <w:color w:val="auto"/>
         </w:rPr>
         <w:t xml:space="preserve">LES PARTIES </w:t>
       </w:r>
       <w:r>
+        <w:rPr>
+          <w:color w:val="auto"/>
+        </w:rPr>
         <w:t>reconnaissent et acceptent que les moyens informatiques et de communication précités constituent la preuve de leur authentification. Il est en outre précisé que la réalisation de la signature électronique elle-même donne lieu à l’établissement d’un fichier de preuve scellé par un prestataire de service de confiance, et qui fait l’objet d’un archivage électronique conforme à la réglementation en vigueur.</w:t>
       </w:r>
     </w:p>
@@ -2681,21 +3234,21 @@
         <w:ind w:left="0" w:right="120" w:firstLine="0"/>
         <w:rPr>
           <w:rFonts w:eastAsia="Cambria"/>
-          <w:color w:val="FF0000"/>
+          <w:color w:val="auto"/>
         </w:rPr>
       </w:pPr>
       <w:bookmarkStart w:id="1" w:name="_Hlk157196358"/>
       <w:r>
         <w:rPr>
           <w:rFonts w:eastAsia="Cambria"/>
-          <w:color w:val="FF0000"/>
+          <w:color w:val="auto"/>
         </w:rPr>
         <w:t xml:space="preserve">Fait à </w:t>
       </w:r>
       <w:r>
         <w:rPr>
           <w:rFonts w:eastAsia="Cambria"/>
-          <w:color w:val="FF0000"/>
+          <w:color w:val="auto"/>
         </w:rPr>
         <w:t>[</w:t>
       </w:r>
@@ -2703,7 +3256,7 @@
       <w:r>
         <w:rPr>
           <w:rFonts w:eastAsia="Cambria"/>
-          <w:color w:val="FF0000"/>
+          <w:color w:val="auto"/>
         </w:rPr>
         <w:t>Faita</w:t>
       </w:r>
@@ -2711,21 +3264,21 @@
       <w:r>
         <w:rPr>
           <w:rFonts w:eastAsia="Cambria"/>
-          <w:color w:val="FF0000"/>
+          <w:color w:val="auto"/>
         </w:rPr>
         <w:t>]</w:t>
       </w:r>
       <w:r>
         <w:rPr>
           <w:rFonts w:eastAsia="Cambria"/>
-          <w:color w:val="FF0000"/>
+          <w:color w:val="auto"/>
         </w:rPr>
         <w:t xml:space="preserve"> le </w:t>
       </w:r>
       <w:r>
         <w:rPr>
           <w:rFonts w:eastAsia="Cambria"/>
-          <w:color w:val="FF0000"/>
+          <w:color w:val="auto"/>
         </w:rPr>
         <w:t>[</w:t>
       </w:r>
@@ -2733,7 +3286,7 @@
       <w:r>
         <w:rPr>
           <w:rFonts w:eastAsia="Cambria"/>
-          <w:color w:val="FF0000"/>
+          <w:color w:val="auto"/>
         </w:rPr>
         <w:t>Faitle</w:t>
       </w:r>
@@ -2741,14 +3294,14 @@
       <w:r>
         <w:rPr>
           <w:rFonts w:eastAsia="Cambria"/>
-          <w:color w:val="FF0000"/>
+          <w:color w:val="auto"/>
         </w:rPr>
         <w:t>]</w:t>
       </w:r>
       <w:r>
         <w:rPr>
           <w:rFonts w:eastAsia="Cambria"/>
-          <w:color w:val="FF0000"/>
+          <w:color w:val="auto"/>
         </w:rPr>
         <w:t xml:space="preserve"> avec effet au même jour, en un original numérique imprimable et non modifiable dans le cas de signature électronique dont chaque, partie dispose.</w:t>
       </w:r>
@@ -2762,13 +3315,13 @@
         <w:jc w:val="center"/>
         <w:rPr>
           <w:rFonts w:eastAsia="Cambria"/>
-          <w:color w:val="FF0000"/>
+          <w:color w:val="auto"/>
         </w:rPr>
       </w:pPr>
       <w:r>
         <w:rPr>
           <w:rFonts w:eastAsia="Cambria"/>
-          <w:color w:val="FF0000"/>
+          <w:color w:val="auto"/>
         </w:rPr>
         <w:t>{</w:t>
       </w:r>
@@ -2777,7 +3330,7 @@
       <w:r>
         <w:rPr>
           <w:rFonts w:eastAsia="Cambria"/>
-          <w:color w:val="FF0000"/>
+          <w:color w:val="auto"/>
         </w:rPr>
         <w:t>tabsignature</w:t>
       </w:r>
@@ -2786,7 +3339,7 @@
       <w:r>
         <w:rPr>
           <w:rFonts w:eastAsia="Cambria"/>
-          <w:color w:val="FF0000"/>
+          <w:color w:val="auto"/>
         </w:rPr>
         <w:t>}</w:t>
       </w:r>
@@ -2795,6 +3348,9 @@
       <w:pPr>
         <w:spacing w:after="292" w:line="252" w:lineRule="auto"/>
         <w:ind w:left="0" w:right="120" w:firstLine="0"/>
+        <w:rPr>
+          <w:color w:val="auto"/>
+        </w:rPr>
       </w:pPr>
     </w:p>
     <w:sectPr>
